--- a/svoyo-delo/대본/8부/08화_Doyun_i_Aleksey.docx
+++ b/svoyo-delo/대본/8부/08화_Doyun_i_Aleksey.docx
@@ -1234,7 +1234,7 @@
         <w:t xml:space="preserve"> </w:t>
       </w:r>
       <w:r>
-        <w:t xml:space="preserve">- 규칙: 지문 없음. 전 화 100% 「화자명: 대사」. 1턴 18단어 이내 + 긴 턴 10~15회(30~55단어). 문법 초점(C1+): 은유·말장난(мост на мосту), 문화 어휘 설명(чхингу / хён), 비교(Пушкин надёжнее), 양보 구문(хоть ты и «хён»).</w:t>
+        <w:t xml:space="preserve">- 규칙: 지문 없음. 전 화 100% 「화자명: 대사」. 1턴 24단어 이내 + 긴 턴 10~15회(35~60단어). 문법 초점(C1+): 은유·말장난(мост на мосту), 문화 어휘 설명(чхингу / хён), 비교(Пушкин надёжнее), 양보 구문(хоть ты и «хён»).</w:t>
       </w:r>
       <w:r>
         <w:t xml:space="preserve"> </w:t>
@@ -1418,119 +1418,119 @@
         <w:pStyle w:val="FirstParagraph"/>
       </w:pPr>
       <w:r>
-        <w:t xml:space="preserve">DOYUN: Вот. Имун-дон. Мой университет. Факультет русского языка — третий этаж, налево. Двадцать два года назад.</w:t>
-      </w:r>
-    </w:p>
-    <w:p>
-      <w:pPr>
-        <w:pStyle w:val="BodyText"/>
-      </w:pPr>
-      <w:r>
-        <w:t xml:space="preserve">ALEKSEY: Двадцать два. Тебе было восемнадцать.</w:t>
-      </w:r>
-    </w:p>
-    <w:p>
-      <w:pPr>
-        <w:pStyle w:val="BodyText"/>
-      </w:pPr>
-      <w:r>
-        <w:t xml:space="preserve">DOYUN: Восемнадцать. Я выбрал русский, потому что все выбирали английский. Хотел быть не как все.</w:t>
-      </w:r>
-    </w:p>
-    <w:p>
-      <w:pPr>
-        <w:pStyle w:val="BodyText"/>
-      </w:pPr>
-      <w:r>
-        <w:t xml:space="preserve">ALEKSEY: Получилось?</w:t>
-      </w:r>
-    </w:p>
-    <w:p>
-      <w:pPr>
-        <w:pStyle w:val="BodyText"/>
-      </w:pPr>
-      <w:r>
-        <w:t xml:space="preserve">DOYUN: Получилось. Слишком. Теперь я единственный кореец, который знает слово «картонка» в значении «закон».</w:t>
-      </w:r>
-    </w:p>
-    <w:p>
-      <w:pPr>
-        <w:pStyle w:val="BodyText"/>
-      </w:pPr>
-      <w:r>
-        <w:t xml:space="preserve">ALEKSEY: Это скамейка?</w:t>
-      </w:r>
-    </w:p>
-    <w:p>
-      <w:pPr>
-        <w:pStyle w:val="BodyText"/>
-      </w:pPr>
-      <w:r>
-        <w:t xml:space="preserve">DOYUN: Та самая. Здесь я учил Пушкина наизусть. «Я вас любил: любовь ещё, быть может…» Полгода, каждый вечер, вслух, пока охранник не начинал смеяться. Девушка, ради которой я учил, вышла замуж за экономиста. Он не знал ни одного стихотворения. Даже корейского.</w:t>
-      </w:r>
-    </w:p>
-    <w:p>
-      <w:pPr>
-        <w:pStyle w:val="BodyText"/>
-      </w:pPr>
-      <w:r>
-        <w:t xml:space="preserve">ALEKSEY: Экономист выиграл?</w:t>
-      </w:r>
-    </w:p>
-    <w:p>
-      <w:pPr>
-        <w:pStyle w:val="BodyText"/>
-      </w:pPr>
-      <w:r>
-        <w:t xml:space="preserve">DOYUN: Экономист выиграл. Пушкин остался. Пушкин надёжнее.</w:t>
-      </w:r>
-    </w:p>
-    <w:p>
-      <w:pPr>
-        <w:pStyle w:val="BodyText"/>
-      </w:pPr>
-      <w:r>
-        <w:t xml:space="preserve">ALEKSEY: А там что было? Где магазин телефонов?</w:t>
-      </w:r>
-    </w:p>
-    <w:p>
-      <w:pPr>
-        <w:pStyle w:val="BodyText"/>
-      </w:pPr>
-      <w:r>
-        <w:t xml:space="preserve">DOYUN: Кафе «Москва». Рамён и борщ из пакета. Хозяин из Пусана, в Москве не был. Закрылось в двенадцатом.</w:t>
-      </w:r>
-    </w:p>
-    <w:p>
-      <w:pPr>
-        <w:pStyle w:val="BodyText"/>
-      </w:pPr>
-      <w:r>
-        <w:t xml:space="preserve">ALEKSEY: Жаль. Я бы попробовал борщ из Пусана.</w:t>
-      </w:r>
-    </w:p>
-    <w:p>
-      <w:pPr>
-        <w:pStyle w:val="BodyText"/>
-      </w:pPr>
-      <w:r>
-        <w:t xml:space="preserve">DOYUN: Не жаль. Борщ был ужасный. Я ходил ради вывески. Слово «Москва» над дверью. Как твоя картонка.</w:t>
-      </w:r>
-    </w:p>
-    <w:p>
-      <w:pPr>
-        <w:pStyle w:val="BodyText"/>
-      </w:pPr>
-      <w:r>
-        <w:t xml:space="preserve">ALEKSEY: Тогда пойдём туда, где не ужасно.</w:t>
-      </w:r>
-    </w:p>
-    <w:p>
-      <w:pPr>
-        <w:pStyle w:val="BodyText"/>
-      </w:pPr>
-      <w:r>
-        <w:t xml:space="preserve">DOYUN: Пойдём. Палатка. Соджу. Сегодня ты не директор, я не переводчик. Сегодня — просто два человека под тентом.</w:t>
+        <w:t xml:space="preserve">DOYUN: Вот он, Имун-дон, мой университет. Факультет русского языка на третьем этаже, налево. Это было двадцать два года назад.</w:t>
+      </w:r>
+    </w:p>
+    <w:p>
+      <w:pPr>
+        <w:pStyle w:val="BodyText"/>
+      </w:pPr>
+      <w:r>
+        <w:t xml:space="preserve">ALEKSEY: Двадцать два года… Значит, тебе тогда было восемнадцать.</w:t>
+      </w:r>
+    </w:p>
+    <w:p>
+      <w:pPr>
+        <w:pStyle w:val="BodyText"/>
+      </w:pPr>
+      <w:r>
+        <w:t xml:space="preserve">DOYUN: Восемнадцать. Я выбрал русский, потому что все выбирали английский, а я хотел быть не как все.</w:t>
+      </w:r>
+    </w:p>
+    <w:p>
+      <w:pPr>
+        <w:pStyle w:val="BodyText"/>
+      </w:pPr>
+      <w:r>
+        <w:t xml:space="preserve">ALEKSEY: И как, получилось у тебя быть не как все?</w:t>
+      </w:r>
+    </w:p>
+    <w:p>
+      <w:pPr>
+        <w:pStyle w:val="BodyText"/>
+      </w:pPr>
+      <w:r>
+        <w:t xml:space="preserve">DOYUN: Получилось, даже слишком. Теперь я единственный кореец, который знает слово «картонка» в значении «закон».</w:t>
+      </w:r>
+    </w:p>
+    <w:p>
+      <w:pPr>
+        <w:pStyle w:val="BodyText"/>
+      </w:pPr>
+      <w:r>
+        <w:t xml:space="preserve">ALEKSEY: А это та самая скамейка, про которую ты рассказывал?</w:t>
+      </w:r>
+    </w:p>
+    <w:p>
+      <w:pPr>
+        <w:pStyle w:val="BodyText"/>
+      </w:pPr>
+      <w:r>
+        <w:t xml:space="preserve">DOYUN: Та самая. Здесь я учил Пушкина наизусть: «Я вас любил: любовь ещё, быть может…» Полгода, каждый вечер и вслух, пока охранник не начинал смеяться. А девушка, ради которой я учил, вышла замуж за экономиста, который не знал ни одного стихотворения, даже корейского.</w:t>
+      </w:r>
+    </w:p>
+    <w:p>
+      <w:pPr>
+        <w:pStyle w:val="BodyText"/>
+      </w:pPr>
+      <w:r>
+        <w:t xml:space="preserve">ALEKSEY: Значит, экономист в итоге выиграл?</w:t>
+      </w:r>
+    </w:p>
+    <w:p>
+      <w:pPr>
+        <w:pStyle w:val="BodyText"/>
+      </w:pPr>
+      <w:r>
+        <w:t xml:space="preserve">DOYUN: Экономист выиграл, а Пушкин остался со мной. Пушкин, как оказалось, надёжнее.</w:t>
+      </w:r>
+    </w:p>
+    <w:p>
+      <w:pPr>
+        <w:pStyle w:val="BodyText"/>
+      </w:pPr>
+      <w:r>
+        <w:t xml:space="preserve">ALEKSEY: А что было вон там, где сейчас магазин телефонов?</w:t>
+      </w:r>
+    </w:p>
+    <w:p>
+      <w:pPr>
+        <w:pStyle w:val="BodyText"/>
+      </w:pPr>
+      <w:r>
+        <w:t xml:space="preserve">DOYUN: Там было кафе «Москва»: рамён и борщ из пакета. Хозяин был из Пусана и в Москве никогда не был. Закрылось в двенадцатом году.</w:t>
+      </w:r>
+    </w:p>
+    <w:p>
+      <w:pPr>
+        <w:pStyle w:val="BodyText"/>
+      </w:pPr>
+      <w:r>
+        <w:t xml:space="preserve">ALEKSEY: Жаль, я бы с удовольствием попробовал борщ из Пусана.</w:t>
+      </w:r>
+    </w:p>
+    <w:p>
+      <w:pPr>
+        <w:pStyle w:val="BodyText"/>
+      </w:pPr>
+      <w:r>
+        <w:t xml:space="preserve">DOYUN: Не жаль, борщ был ужасный, честное слово, даже студенты его не доедали. Я ходил туда ради вывески, ради слова «Москва» над дверью. Садился у окна, смотрел на эти буквы и думал, что когда-нибудь увижу настоящую Москву. Как твоя картонка.</w:t>
+      </w:r>
+    </w:p>
+    <w:p>
+      <w:pPr>
+        <w:pStyle w:val="BodyText"/>
+      </w:pPr>
+      <w:r>
+        <w:t xml:space="preserve">ALEKSEY: Тогда пойдём туда, где не так ужасно кормят.</w:t>
+      </w:r>
+    </w:p>
+    <w:p>
+      <w:pPr>
+        <w:pStyle w:val="BodyText"/>
+      </w:pPr>
+      <w:r>
+        <w:t xml:space="preserve">DOYUN: Пойдём в палатку, пить соджу. Сегодня ты не директор, я не переводчик. Сегодня мы просто два человека под тентом.</w:t>
       </w:r>
     </w:p>
     <w:bookmarkEnd w:id="21"/>
@@ -1548,279 +1548,279 @@
         <w:pStyle w:val="FirstParagraph"/>
       </w:pPr>
       <w:r>
-        <w:t xml:space="preserve">ALEKSEY: Соджу. Как его пьют? Научи. Я не хочу опозориться.</w:t>
-      </w:r>
-    </w:p>
-    <w:p>
-      <w:pPr>
-        <w:pStyle w:val="BodyText"/>
-      </w:pPr>
-      <w:r>
-        <w:t xml:space="preserve">DOYUN: Первая рюмка — до дна. Это правило. Вторая — можно пополам. Третья — как хочешь.</w:t>
-      </w:r>
-    </w:p>
-    <w:p>
-      <w:pPr>
-        <w:pStyle w:val="BodyText"/>
-      </w:pPr>
-      <w:r>
-        <w:t xml:space="preserve">ALEKSEY: А четвёртая?</w:t>
-      </w:r>
-    </w:p>
-    <w:p>
-      <w:pPr>
-        <w:pStyle w:val="BodyText"/>
-      </w:pPr>
-      <w:r>
-        <w:t xml:space="preserve">DOYUN: Четвёртой нет. Сохи сказала: «Доюн много пьёт». Я сегодня докажу, что она неправа.</w:t>
-      </w:r>
-    </w:p>
-    <w:p>
-      <w:pPr>
-        <w:pStyle w:val="BodyText"/>
-      </w:pPr>
-      <w:r>
-        <w:t xml:space="preserve">ALEKSEY: За что пьём?</w:t>
-      </w:r>
-    </w:p>
-    <w:p>
-      <w:pPr>
-        <w:pStyle w:val="BodyText"/>
-      </w:pPr>
-      <w:r>
-        <w:t xml:space="preserve">DOYUN: За апрель. Выставка в Сеуле. Ты пришёл к стенду с салфеткой. На ней — цены. Карандашом.</w:t>
-      </w:r>
-    </w:p>
-    <w:p>
-      <w:pPr>
-        <w:pStyle w:val="BodyText"/>
-      </w:pPr>
-      <w:r>
-        <w:t xml:space="preserve">ALEKSEY: Салфетка. Девять тысяч за шприц. Ирина потом три раза проверяла.</w:t>
-      </w:r>
-    </w:p>
-    <w:p>
-      <w:pPr>
-        <w:pStyle w:val="BodyText"/>
-      </w:pPr>
-      <w:r>
-        <w:t xml:space="preserve">DOYUN: Я подумал: сумасшедший русский. Без компании, без денег, с салфеткой. Пришёл к самому осторожному президенту в Корее.</w:t>
-      </w:r>
-    </w:p>
-    <w:p>
-      <w:pPr>
-        <w:pStyle w:val="BodyText"/>
-      </w:pPr>
-      <w:r>
-        <w:t xml:space="preserve">ALEKSEY: А что сказал президент?</w:t>
-      </w:r>
-    </w:p>
-    <w:p>
-      <w:pPr>
-        <w:pStyle w:val="BodyText"/>
-      </w:pPr>
-      <w:r>
-        <w:t xml:space="preserve">DOYUN: Президент сказал: «Посмотри, как он держит салфетку. Не мнёт. Значит, не врёт». Я перевёл тебе: «Президент подумает».</w:t>
-      </w:r>
-    </w:p>
-    <w:p>
-      <w:pPr>
-        <w:pStyle w:val="BodyText"/>
-      </w:pPr>
-      <w:r>
-        <w:t xml:space="preserve">ALEKSEY: Ты мне соврал? В первый же день?</w:t>
-      </w:r>
-    </w:p>
-    <w:p>
-      <w:pPr>
-        <w:pStyle w:val="BodyText"/>
-      </w:pPr>
-      <w:r>
-        <w:t xml:space="preserve">DOYUN: Я перевёл осторожно. Это не враньё. Это — профессия. Восемь лет я перевожу осторожно.</w:t>
-      </w:r>
-    </w:p>
-    <w:p>
-      <w:pPr>
-        <w:pStyle w:val="BodyText"/>
-      </w:pPr>
-      <w:r>
-        <w:t xml:space="preserve">ALEKSEY: За осторожный перевод. До дна.</w:t>
-      </w:r>
-    </w:p>
-    <w:p>
-      <w:pPr>
-        <w:pStyle w:val="BodyText"/>
-      </w:pPr>
-      <w:r>
-        <w:t xml:space="preserve">DOYUN: До дна. Лёша, можно честно? Сегодня можно. Под тентом.</w:t>
-      </w:r>
-    </w:p>
-    <w:p>
-      <w:pPr>
-        <w:pStyle w:val="BodyText"/>
-      </w:pPr>
-      <w:r>
-        <w:t xml:space="preserve">AJUMMA: Ещё бутылку, мальчики? Иностранцу — закуска бесплатно. Он смешно пьёт.</w:t>
-      </w:r>
-    </w:p>
-    <w:p>
-      <w:pPr>
-        <w:pStyle w:val="BodyText"/>
-      </w:pPr>
-      <w:r>
-        <w:t xml:space="preserve">ALEKSEY: Можно. Всё можно.</w:t>
-      </w:r>
-    </w:p>
-    <w:p>
-      <w:pPr>
-        <w:pStyle w:val="BodyText"/>
-      </w:pPr>
-      <w:r>
-        <w:t xml:space="preserve">DOYUN: Ты восемь лет спрашиваешь меня: «Что сказал президент?», «Что думает Чхве?», «Что Сохи?», «Как перевести это слово, чтобы не обиделись?» Я отвечаю. Всегда. Ночью, в пять утра, из Сеула. А что думаю я сам — ты не спросил ни разу. Ни одного раза за восемь лет.</w:t>
-      </w:r>
-    </w:p>
-    <w:p>
-      <w:pPr>
-        <w:pStyle w:val="BodyText"/>
-      </w:pPr>
-      <w:r>
-        <w:t xml:space="preserve">ALEKSEY: Ни разу?</w:t>
-      </w:r>
-    </w:p>
-    <w:p>
-      <w:pPr>
-        <w:pStyle w:val="BodyText"/>
-      </w:pPr>
-      <w:r>
-        <w:t xml:space="preserve">DOYUN: Ни разу. Я считал. Как Борис на похоронах. Я — мост. Мост не спрашивают. По мосту ходят.</w:t>
-      </w:r>
-    </w:p>
-    <w:p>
-      <w:pPr>
-        <w:pStyle w:val="BodyText"/>
-      </w:pPr>
-      <w:r>
-        <w:t xml:space="preserve">ALEKSEY: Доюн… Прости. Я не замечал.</w:t>
-      </w:r>
-    </w:p>
-    <w:p>
-      <w:pPr>
-        <w:pStyle w:val="BodyText"/>
-      </w:pPr>
-      <w:r>
-        <w:t xml:space="preserve">DOYUN: Никто не замечает. Мост хорош, когда его не замечают. Если заметили — значит, он скрипит.</w:t>
-      </w:r>
-    </w:p>
-    <w:p>
-      <w:pPr>
-        <w:pStyle w:val="BodyText"/>
-      </w:pPr>
-      <w:r>
-        <w:t xml:space="preserve">ALEKSEY: Тогда я спрашиваю. Сейчас. Что думаешь ты? Про Волкова, про продажу, про всё.</w:t>
-      </w:r>
-    </w:p>
-    <w:p>
-      <w:pPr>
-        <w:pStyle w:val="BodyText"/>
-      </w:pPr>
-      <w:r>
-        <w:t xml:space="preserve">DOYUN: Я думаю, что я тоже устал, Лёша. Как Ирина. Только об этом нельзя написать на доске — у меня нет доски. Восемь лет — два языка в голове одновременно. Ночью я вижу сны с субтитрами. Ты понимаешь? Сны — с субтитрами. Как плохое кино.</w:t>
-      </w:r>
-    </w:p>
-    <w:p>
-      <w:pPr>
-        <w:pStyle w:val="BodyText"/>
-      </w:pPr>
-      <w:r>
-        <w:t xml:space="preserve">ALEKSEY: На каком языке субтитры?</w:t>
-      </w:r>
-    </w:p>
-    <w:p>
-      <w:pPr>
-        <w:pStyle w:val="BodyText"/>
-      </w:pPr>
-      <w:r>
-        <w:t xml:space="preserve">DOYUN: На русском. Даже когда снится мама. Мама говорит по-корейски — а внизу русский текст. Это смешно и страшно.</w:t>
-      </w:r>
-    </w:p>
-    <w:p>
-      <w:pPr>
-        <w:pStyle w:val="BodyText"/>
-      </w:pPr>
-      <w:r>
-        <w:t xml:space="preserve">ALEKSEY: Почему ты не говорил?</w:t>
-      </w:r>
-    </w:p>
-    <w:p>
-      <w:pPr>
-        <w:pStyle w:val="BodyText"/>
-      </w:pPr>
-      <w:r>
-        <w:t xml:space="preserve">DOYUN: Потому что ты бы сказал: «Отдохни». А я не хочу отдыхать. Я хочу другого.</w:t>
-      </w:r>
-    </w:p>
-    <w:p>
-      <w:pPr>
-        <w:pStyle w:val="BodyText"/>
-      </w:pPr>
-      <w:r>
-        <w:t xml:space="preserve">ALEKSEY: Чего?</w:t>
-      </w:r>
-    </w:p>
-    <w:p>
-      <w:pPr>
-        <w:pStyle w:val="BodyText"/>
-      </w:pPr>
-      <w:r>
-        <w:t xml:space="preserve">DOYUN: Жить в Москве. Не командировка. Квартира. Год, может, два. Чтобы русский стал жизнью, а не работой.</w:t>
-      </w:r>
-    </w:p>
-    <w:p>
-      <w:pPr>
-        <w:pStyle w:val="BodyText"/>
-      </w:pPr>
-      <w:r>
-        <w:t xml:space="preserve">ALEKSEY: В Москве. Ты серьёзно?</w:t>
-      </w:r>
-    </w:p>
-    <w:p>
-      <w:pPr>
-        <w:pStyle w:val="BodyText"/>
-      </w:pPr>
-      <w:r>
-        <w:t xml:space="preserve">DOYUN: Серьёзно. Мне сорок, я не женат. Мама говорит: «Ты женат на русском языке». Она права.</w:t>
-      </w:r>
-    </w:p>
-    <w:p>
-      <w:pPr>
-        <w:pStyle w:val="BodyText"/>
-      </w:pPr>
-      <w:r>
-        <w:t xml:space="preserve">ALEKSEY: А президент? Он отпустит?</w:t>
-      </w:r>
-    </w:p>
-    <w:p>
-      <w:pPr>
-        <w:pStyle w:val="BodyText"/>
-      </w:pPr>
-      <w:r>
-        <w:t xml:space="preserve">DOYUN: Президент спросил меня в понедельник. Сам, без повода, в коридоре, возле нового цеха. «Доюн, ты хочешь жить в Москве?» Я сказал: «Да». Сразу, не думая — первый раз в жизни ответил ему, не подумав. Он не сказал зачем. Сказал только: «Хорошо. Подожди до пятницы».</w:t>
-      </w:r>
-    </w:p>
-    <w:p>
-      <w:pPr>
-        <w:pStyle w:val="BodyText"/>
-      </w:pPr>
-      <w:r>
-        <w:t xml:space="preserve">ALEKSEY: До пятницы. До его вопроса.</w:t>
-      </w:r>
-    </w:p>
-    <w:p>
-      <w:pPr>
-        <w:pStyle w:val="BodyText"/>
-      </w:pPr>
-      <w:r>
-        <w:t xml:space="preserve">DOYUN: Не знаю, какой вопрос. Правда. Сохи знает, я — нет. Впервые за восемь лет.</w:t>
+        <w:t xml:space="preserve">ALEKSEY: Соджу. А как его правильно пьют? Научи меня, я не хочу опозориться.</w:t>
+      </w:r>
+    </w:p>
+    <w:p>
+      <w:pPr>
+        <w:pStyle w:val="BodyText"/>
+      </w:pPr>
+      <w:r>
+        <w:t xml:space="preserve">DOYUN: Первую рюмку — до дна, это правило. Вторую можно пополам, а третью — как хочешь.</w:t>
+      </w:r>
+    </w:p>
+    <w:p>
+      <w:pPr>
+        <w:pStyle w:val="BodyText"/>
+      </w:pPr>
+      <w:r>
+        <w:t xml:space="preserve">ALEKSEY: А четвёртую? Для неё тоже есть правило?</w:t>
+      </w:r>
+    </w:p>
+    <w:p>
+      <w:pPr>
+        <w:pStyle w:val="BodyText"/>
+      </w:pPr>
+      <w:r>
+        <w:t xml:space="preserve">DOYUN: Четвёртой не будет. Сохи сказала: «Доюн много пьёт», и сегодня я докажу, что она неправа.</w:t>
+      </w:r>
+    </w:p>
+    <w:p>
+      <w:pPr>
+        <w:pStyle w:val="BodyText"/>
+      </w:pPr>
+      <w:r>
+        <w:t xml:space="preserve">ALEKSEY: Хорошо, правила понятны. А за что мы пьём первую рюмку?</w:t>
+      </w:r>
+    </w:p>
+    <w:p>
+      <w:pPr>
+        <w:pStyle w:val="BodyText"/>
+      </w:pPr>
+      <w:r>
+        <w:t xml:space="preserve">DOYUN: За апрель, за выставку в Сеуле. Ты пришёл к стенду с салфеткой, на которой карандашом были написаны цены.</w:t>
+      </w:r>
+    </w:p>
+    <w:p>
+      <w:pPr>
+        <w:pStyle w:val="BodyText"/>
+      </w:pPr>
+      <w:r>
+        <w:t xml:space="preserve">ALEKSEY: Салфетка, девять тысяч за шприц. Ирина потом три раза эти цифры проверяла.</w:t>
+      </w:r>
+    </w:p>
+    <w:p>
+      <w:pPr>
+        <w:pStyle w:val="BodyText"/>
+      </w:pPr>
+      <w:r>
+        <w:t xml:space="preserve">DOYUN: А я подумал: сумасшедший русский, без компании, без денег, с салфеткой, пришёл к самому осторожному президенту в Корее.</w:t>
+      </w:r>
+    </w:p>
+    <w:p>
+      <w:pPr>
+        <w:pStyle w:val="BodyText"/>
+      </w:pPr>
+      <w:r>
+        <w:t xml:space="preserve">ALEKSEY: А что тогда сказал президент? Я ведь так и не узнал.</w:t>
+      </w:r>
+    </w:p>
+    <w:p>
+      <w:pPr>
+        <w:pStyle w:val="BodyText"/>
+      </w:pPr>
+      <w:r>
+        <w:t xml:space="preserve">DOYUN: Президент сказал: «Посмотри, как он держит салфетку. Не мнёт. Значит, не врёт». А я перевёл тебе: «Президент подумает».</w:t>
+      </w:r>
+    </w:p>
+    <w:p>
+      <w:pPr>
+        <w:pStyle w:val="BodyText"/>
+      </w:pPr>
+      <w:r>
+        <w:t xml:space="preserve">ALEKSEY: Подожди, ты мне соврал? В первый же день знакомства?</w:t>
+      </w:r>
+    </w:p>
+    <w:p>
+      <w:pPr>
+        <w:pStyle w:val="BodyText"/>
+      </w:pPr>
+      <w:r>
+        <w:t xml:space="preserve">DOYUN: Я перевёл осторожно. Это не враньё. Это — профессия. И так я перевожу уже восемь лет.</w:t>
+      </w:r>
+    </w:p>
+    <w:p>
+      <w:pPr>
+        <w:pStyle w:val="BodyText"/>
+      </w:pPr>
+      <w:r>
+        <w:t xml:space="preserve">ALEKSEY: Тогда за осторожный перевод, до дна, и за то, что ты тогда не испугался сумасшедшего русского.</w:t>
+      </w:r>
+    </w:p>
+    <w:p>
+      <w:pPr>
+        <w:pStyle w:val="BodyText"/>
+      </w:pPr>
+      <w:r>
+        <w:t xml:space="preserve">DOYUN: До дна. Лёша, можно я скажу честно? Сегодня можно, мы ведь под тентом.</w:t>
+      </w:r>
+    </w:p>
+    <w:p>
+      <w:pPr>
+        <w:pStyle w:val="BodyText"/>
+      </w:pPr>
+      <w:r>
+        <w:t xml:space="preserve">AJUMMA: Ещё бутылку, мальчики? Иностранцу закуска бесплатно, он так смешно пьёт.</w:t>
+      </w:r>
+    </w:p>
+    <w:p>
+      <w:pPr>
+        <w:pStyle w:val="BodyText"/>
+      </w:pPr>
+      <w:r>
+        <w:t xml:space="preserve">ALEKSEY: Можно, говори всё. Сегодня можно всё, что угодно.</w:t>
+      </w:r>
+    </w:p>
+    <w:p>
+      <w:pPr>
+        <w:pStyle w:val="BodyText"/>
+      </w:pPr>
+      <w:r>
+        <w:t xml:space="preserve">DOYUN: Ты восемь лет спрашиваешь меня: «Что сказал президент?», «Что думает Чхве?», «Что Сохи?», «Как перевести это слово, чтобы не обиделись?» И я всегда отвечаю: ночью, в пять утра, из Сеула. А что думаю я сам, ты не спросил ни разу, ни одного раза за восемь лет.</w:t>
+      </w:r>
+    </w:p>
+    <w:p>
+      <w:pPr>
+        <w:pStyle w:val="BodyText"/>
+      </w:pPr>
+      <w:r>
+        <w:t xml:space="preserve">ALEKSEY: Ни разу? Неужели правда ни разу?</w:t>
+      </w:r>
+    </w:p>
+    <w:p>
+      <w:pPr>
+        <w:pStyle w:val="BodyText"/>
+      </w:pPr>
+      <w:r>
+        <w:t xml:space="preserve">DOYUN: Ни разу, я считал, как Борис на похоронах. Я мост. Мост не спрашивают. По мосту ходят.</w:t>
+      </w:r>
+    </w:p>
+    <w:p>
+      <w:pPr>
+        <w:pStyle w:val="BodyText"/>
+      </w:pPr>
+      <w:r>
+        <w:t xml:space="preserve">ALEKSEY: Доюн… Прости меня. Я правда этого не замечал.</w:t>
+      </w:r>
+    </w:p>
+    <w:p>
+      <w:pPr>
+        <w:pStyle w:val="BodyText"/>
+      </w:pPr>
+      <w:r>
+        <w:t xml:space="preserve">DOYUN: Никто не замечает. Мост хорош, когда его не замечают, а если заметили, значит, он скрипит.</w:t>
+      </w:r>
+    </w:p>
+    <w:p>
+      <w:pPr>
+        <w:pStyle w:val="BodyText"/>
+      </w:pPr>
+      <w:r>
+        <w:t xml:space="preserve">ALEKSEY: Тогда я спрашиваю тебя сейчас: что думаешь ты? Про Волкова, про продажу, про всё.</w:t>
+      </w:r>
+    </w:p>
+    <w:p>
+      <w:pPr>
+        <w:pStyle w:val="BodyText"/>
+      </w:pPr>
+      <w:r>
+        <w:t xml:space="preserve">DOYUN: Я думаю, что я тоже устал, Лёша, как Ирина. Только об этом нельзя написать на доске, потому что у меня нет доски. Восемь лет у меня в голове два языка одновременно, и ночью я вижу сны с субтитрами. Ты понимаешь? Сны с субтитрами, как плохое кино.</w:t>
+      </w:r>
+    </w:p>
+    <w:p>
+      <w:pPr>
+        <w:pStyle w:val="BodyText"/>
+      </w:pPr>
+      <w:r>
+        <w:t xml:space="preserve">ALEKSEY: А на каком языке эти субтитры?</w:t>
+      </w:r>
+    </w:p>
+    <w:p>
+      <w:pPr>
+        <w:pStyle w:val="BodyText"/>
+      </w:pPr>
+      <w:r>
+        <w:t xml:space="preserve">DOYUN: На русском, даже когда снится мама. Мама говорит по-корейски, а внизу идёт русский текст. Это смешно и страшно одновременно.</w:t>
+      </w:r>
+    </w:p>
+    <w:p>
+      <w:pPr>
+        <w:pStyle w:val="BodyText"/>
+      </w:pPr>
+      <w:r>
+        <w:t xml:space="preserve">ALEKSEY: Почему же ты мне никогда об этом не говорил?</w:t>
+      </w:r>
+    </w:p>
+    <w:p>
+      <w:pPr>
+        <w:pStyle w:val="BodyText"/>
+      </w:pPr>
+      <w:r>
+        <w:t xml:space="preserve">DOYUN: Потому что ты бы сказал: «Отдохни». А я не хочу отдыхать, я хочу другого.</w:t>
+      </w:r>
+    </w:p>
+    <w:p>
+      <w:pPr>
+        <w:pStyle w:val="BodyText"/>
+      </w:pPr>
+      <w:r>
+        <w:t xml:space="preserve">ALEKSEY: Чего же ты хочешь? Скажи прямо.</w:t>
+      </w:r>
+    </w:p>
+    <w:p>
+      <w:pPr>
+        <w:pStyle w:val="BodyText"/>
+      </w:pPr>
+      <w:r>
+        <w:t xml:space="preserve">DOYUN: Жить в Москве, и не в командировке, а в своей квартире. Год, может быть, два, чтобы русский стал жизнью, а не работой.</w:t>
+      </w:r>
+    </w:p>
+    <w:p>
+      <w:pPr>
+        <w:pStyle w:val="BodyText"/>
+      </w:pPr>
+      <w:r>
+        <w:t xml:space="preserve">ALEKSEY: В Москве? Ты это серьёзно говоришь, не из-за соджу?</w:t>
+      </w:r>
+    </w:p>
+    <w:p>
+      <w:pPr>
+        <w:pStyle w:val="BodyText"/>
+      </w:pPr>
+      <w:r>
+        <w:t xml:space="preserve">DOYUN: Серьёзно. Мне сорок, я не женат, и мама говорит: «Ты женат на русском языке». Она права.</w:t>
+      </w:r>
+    </w:p>
+    <w:p>
+      <w:pPr>
+        <w:pStyle w:val="BodyText"/>
+      </w:pPr>
+      <w:r>
+        <w:t xml:space="preserve">ALEKSEY: А президент? Он тебя отпустит, как ты думаешь?</w:t>
+      </w:r>
+    </w:p>
+    <w:p>
+      <w:pPr>
+        <w:pStyle w:val="BodyText"/>
+      </w:pPr>
+      <w:r>
+        <w:t xml:space="preserve">DOYUN: Президент спросил меня в понедельник сам, без повода, в коридоре возле нового цеха: «Доюн, ты хочешь жить в Москве?» Я сказал «да» сразу, не думая, первый раз в жизни ответил ему, не подумав. Он не сказал зачем, сказал только: «Хорошо. Подожди до пятницы».</w:t>
+      </w:r>
+    </w:p>
+    <w:p>
+      <w:pPr>
+        <w:pStyle w:val="BodyText"/>
+      </w:pPr>
+      <w:r>
+        <w:t xml:space="preserve">ALEKSEY: До пятницы, то есть до его вопроса.</w:t>
+      </w:r>
+    </w:p>
+    <w:p>
+      <w:pPr>
+        <w:pStyle w:val="BodyText"/>
+      </w:pPr>
+      <w:r>
+        <w:t xml:space="preserve">DOYUN: Я не знаю, какой это вопрос. Сохи знает, а я нет, и это впервые за восемь лет, что президент что-то скрывает от своего переводчика.</w:t>
       </w:r>
     </w:p>
     <w:bookmarkEnd w:id="22"/>
@@ -1838,239 +1838,239 @@
         <w:pStyle w:val="FirstParagraph"/>
       </w:pPr>
       <w:r>
-        <w:t xml:space="preserve">ALEKSEY: Почему у реки едят рамён из стаканчиков?</w:t>
-      </w:r>
-    </w:p>
-    <w:p>
-      <w:pPr>
-        <w:pStyle w:val="BodyText"/>
-      </w:pPr>
-      <w:r>
-        <w:t xml:space="preserve">DOYUN: Так делают корейцы, когда им грустно и хорошо одновременно. Кипяток из магазина, вид на мост.</w:t>
-      </w:r>
-    </w:p>
-    <w:p>
-      <w:pPr>
-        <w:pStyle w:val="BodyText"/>
-      </w:pPr>
-      <w:r>
-        <w:t xml:space="preserve">ALEKSEY: Какой это мост?</w:t>
-      </w:r>
-    </w:p>
-    <w:p>
-      <w:pPr>
-        <w:pStyle w:val="BodyText"/>
-      </w:pPr>
-      <w:r>
-        <w:t xml:space="preserve">DOYUN: Мапхо. Здесь был самый длинный разговор с отцом. Перед Петербургом.</w:t>
-      </w:r>
-    </w:p>
-    <w:p>
-      <w:pPr>
-        <w:pStyle w:val="BodyText"/>
-      </w:pPr>
-      <w:r>
-        <w:t xml:space="preserve">ALEKSEY: Что он сказал?</w:t>
-      </w:r>
-    </w:p>
-    <w:p>
-      <w:pPr>
-        <w:pStyle w:val="BodyText"/>
-      </w:pPr>
-      <w:r>
-        <w:t xml:space="preserve">DOYUN: Он сказал: «Русские — люди крайностей. Или всё, или ничего. Найди среди них одного, который держит слово, — и держись за него, сколько сможешь. Такие у них бывают. Редко, но бывают». Я нашёл. На выставке. С салфеткой и карандашом. Он не знал, что я его ищу.</w:t>
-      </w:r>
-    </w:p>
-    <w:p>
-      <w:pPr>
-        <w:pStyle w:val="BodyText"/>
-      </w:pPr>
-      <w:r>
-        <w:t xml:space="preserve">ALEKSEY: Твой отец… Он жив?</w:t>
-      </w:r>
-    </w:p>
-    <w:p>
-      <w:pPr>
-        <w:pStyle w:val="BodyText"/>
-      </w:pPr>
-      <w:r>
-        <w:t xml:space="preserve">DOYUN: Нет. Шесть лет назад. Я не успел сказать ему, что нашёл. Я был в Москве, на регистрации, в самый тяжёлый месяц. Ольга Петровна узнала первой — по моему лицу — и отпустила меня на похороны в тот же час. Никому не сказала. Даже тебе. Я её просил.</w:t>
-      </w:r>
-    </w:p>
-    <w:p>
-      <w:pPr>
-        <w:pStyle w:val="BodyText"/>
-      </w:pPr>
-      <w:r>
-        <w:t xml:space="preserve">ALEKSEY: Я помню. Ты улетел на три дня. Я думал — по работе.</w:t>
-      </w:r>
-    </w:p>
-    <w:p>
-      <w:pPr>
-        <w:pStyle w:val="BodyText"/>
-      </w:pPr>
-      <w:r>
-        <w:t xml:space="preserve">DOYUN: Я никому не сказал. Мост не скрипит.</w:t>
-      </w:r>
-    </w:p>
-    <w:p>
-      <w:pPr>
-        <w:pStyle w:val="BodyText"/>
-      </w:pPr>
-      <w:r>
-        <w:t xml:space="preserve">ALEKSEY: Доюн, у нас в русском есть слово «друг». У вас — «чхингу». Это одно и то же?</w:t>
-      </w:r>
-    </w:p>
-    <w:p>
-      <w:pPr>
-        <w:pStyle w:val="BodyText"/>
-      </w:pPr>
-      <w:r>
-        <w:t xml:space="preserve">DOYUN: Нет. «Чхингу» — только ровесник. Если старше хоть на год — уже не «чхингу». Уже «хён». Старший брат.</w:t>
-      </w:r>
-    </w:p>
-    <w:p>
-      <w:pPr>
-        <w:pStyle w:val="BodyText"/>
-      </w:pPr>
-      <w:r>
-        <w:t xml:space="preserve">ALEKSEY: Я старше тебя на год.</w:t>
-      </w:r>
-    </w:p>
-    <w:p>
-      <w:pPr>
-        <w:pStyle w:val="BodyText"/>
-      </w:pPr>
-      <w:r>
-        <w:t xml:space="preserve">DOYUN: На год и два месяца. Я посчитал. Поэтому по-корейски ты мне не «чхингу». Ты — «хён».</w:t>
-      </w:r>
-    </w:p>
-    <w:p>
-      <w:pPr>
-        <w:pStyle w:val="BodyText"/>
-      </w:pPr>
-      <w:r>
-        <w:t xml:space="preserve">ALEKSEY: А по-русски?</w:t>
-      </w:r>
-    </w:p>
-    <w:p>
-      <w:pPr>
-        <w:pStyle w:val="BodyText"/>
-      </w:pPr>
-      <w:r>
-        <w:t xml:space="preserve">DOYUN: По-русски ты мне — друг. Это проще. Друг — любого возраста. Вера Павловна тоже была мне другом.</w:t>
-      </w:r>
-    </w:p>
-    <w:p>
-      <w:pPr>
-        <w:pStyle w:val="BodyText"/>
-      </w:pPr>
-      <w:r>
-        <w:t xml:space="preserve">ALEKSEY: Она тебя так называла. «Хороший мальчик. Мост».</w:t>
-      </w:r>
-    </w:p>
-    <w:p>
-      <w:pPr>
-        <w:pStyle w:val="BodyText"/>
-      </w:pPr>
-      <w:r>
-        <w:t xml:space="preserve">DOYUN: «Хороший мальчик» в сорок лет. Это лучший комплимент в моей жизни.</w:t>
-      </w:r>
-    </w:p>
-    <w:p>
-      <w:pPr>
-        <w:pStyle w:val="BodyText"/>
-      </w:pPr>
-      <w:r>
-        <w:t xml:space="preserve">ALEKSEY: Она бы и сейчас так сказала.</w:t>
-      </w:r>
-    </w:p>
-    <w:p>
-      <w:pPr>
-        <w:pStyle w:val="BodyText"/>
-      </w:pPr>
-      <w:r>
-        <w:t xml:space="preserve">DOYUN: Сказала бы. И добавила: «Ешь рамён, остынет».</w:t>
-      </w:r>
-    </w:p>
-    <w:p>
-      <w:pPr>
-        <w:pStyle w:val="BodyText"/>
-      </w:pPr>
-      <w:r>
-        <w:t xml:space="preserve">ALEKSEY: Научи меня одной фразе. По-корейски. Чтобы сказать правильно. Не «мидсымнида». Другое.</w:t>
-      </w:r>
-    </w:p>
-    <w:p>
-      <w:pPr>
-        <w:pStyle w:val="BodyText"/>
-      </w:pPr>
-      <w:r>
-        <w:t xml:space="preserve">DOYUN: Какое?</w:t>
-      </w:r>
-    </w:p>
-    <w:p>
-      <w:pPr>
-        <w:pStyle w:val="BodyText"/>
-      </w:pPr>
-      <w:r>
-        <w:t xml:space="preserve">ALEKSEY: Что ты мне друг. Хоть ты и младше. По-корейски, но по-русски.</w:t>
-      </w:r>
-    </w:p>
-    <w:p>
-      <w:pPr>
-        <w:pStyle w:val="BodyText"/>
-      </w:pPr>
-      <w:r>
-        <w:t xml:space="preserve">DOYUN: По-корейски, но по-русски… Хорошо. Тогда так: «Доюн-а, нон нэ чхингу-я». Это значит: «Доюн, ты мой друг». Старший может так сказать младшему. Наоборот — нельзя, я бы тебе так не сказал. А тебе — можно. Я разрешаю. Один раз в жизни. Ну, может, два.</w:t>
-      </w:r>
-    </w:p>
-    <w:p>
-      <w:pPr>
-        <w:pStyle w:val="BodyText"/>
-      </w:pPr>
-      <w:r>
-        <w:t xml:space="preserve">ALEKSEY: Доюн-а… нон нэ… чхингу-я.</w:t>
-      </w:r>
-    </w:p>
-    <w:p>
-      <w:pPr>
-        <w:pStyle w:val="BodyText"/>
-      </w:pPr>
-      <w:r>
-        <w:t xml:space="preserve">DOYUN: «Чхингу». Не «чингу». Придыхание. Как будто дуешь на горячий рамён.</w:t>
-      </w:r>
-    </w:p>
-    <w:p>
-      <w:pPr>
-        <w:pStyle w:val="BodyText"/>
-      </w:pPr>
-      <w:r>
-        <w:t xml:space="preserve">ALEKSEY: Доюн-а. Нон нэ чхингу-я.</w:t>
-      </w:r>
-    </w:p>
-    <w:p>
-      <w:pPr>
-        <w:pStyle w:val="BodyText"/>
-      </w:pPr>
-      <w:r>
-        <w:t xml:space="preserve">DOYUN: Вот. Почти без акцента. Ну… с акцентом. С тульским.</w:t>
-      </w:r>
-    </w:p>
-    <w:p>
-      <w:pPr>
-        <w:pStyle w:val="BodyText"/>
-      </w:pPr>
-      <w:r>
-        <w:t xml:space="preserve">ALEKSEY: Плохо?</w:t>
-      </w:r>
-    </w:p>
-    <w:p>
-      <w:pPr>
-        <w:pStyle w:val="BodyText"/>
-      </w:pPr>
-      <w:r>
-        <w:t xml:space="preserve">DOYUN: Хорошо. Лучше, чем Пушкин. Пушкин учил чужие слова. Ты сказал своё.</w:t>
+        <w:t xml:space="preserve">ALEKSEY: Слушай, а почему у реки едят рамён из стаканчиков?</w:t>
+      </w:r>
+    </w:p>
+    <w:p>
+      <w:pPr>
+        <w:pStyle w:val="BodyText"/>
+      </w:pPr>
+      <w:r>
+        <w:t xml:space="preserve">DOYUN: Так делают корейцы, когда им одновременно грустно и хорошо: кипяток из магазина и вид на мост.</w:t>
+      </w:r>
+    </w:p>
+    <w:p>
+      <w:pPr>
+        <w:pStyle w:val="BodyText"/>
+      </w:pPr>
+      <w:r>
+        <w:t xml:space="preserve">ALEKSEY: А что это за мост перед нами, такой длинный и весь в огнях?</w:t>
+      </w:r>
+    </w:p>
+    <w:p>
+      <w:pPr>
+        <w:pStyle w:val="BodyText"/>
+      </w:pPr>
+      <w:r>
+        <w:t xml:space="preserve">DOYUN: Мапхо. Здесь у меня был самый длинный разговор с отцом, перед тем как я уехал в Петербург.</w:t>
+      </w:r>
+    </w:p>
+    <w:p>
+      <w:pPr>
+        <w:pStyle w:val="BodyText"/>
+      </w:pPr>
+      <w:r>
+        <w:t xml:space="preserve">ALEKSEY: И что он тебе тогда сказал?</w:t>
+      </w:r>
+    </w:p>
+    <w:p>
+      <w:pPr>
+        <w:pStyle w:val="BodyText"/>
+      </w:pPr>
+      <w:r>
+        <w:t xml:space="preserve">DOYUN: Он сказал: «Русские — люди крайностей. Или всё, или ничего. Найди среди них одного, который держит слово, — и держись за него, сколько сможешь. Такие у них бывают. Редко, но бывают». И я нашёл, на выставке, с салфеткой и карандашом. Он не знал, что я его ищу.</w:t>
+      </w:r>
+    </w:p>
+    <w:p>
+      <w:pPr>
+        <w:pStyle w:val="BodyText"/>
+      </w:pPr>
+      <w:r>
+        <w:t xml:space="preserve">ALEKSEY: Твой отец… он сейчас жив?</w:t>
+      </w:r>
+    </w:p>
+    <w:p>
+      <w:pPr>
+        <w:pStyle w:val="BodyText"/>
+      </w:pPr>
+      <w:r>
+        <w:t xml:space="preserve">DOYUN: Нет, он умер шесть лет назад. Я не успел сказать ему, что нашёл. Я был в Москве, на регистрации, в самый тяжёлый месяц, и Ольга Петровна узнала первой, по моему лицу, и в тот же час отпустила меня на похороны. Она никому не сказала, даже тебе, потому что я её просил.</w:t>
+      </w:r>
+    </w:p>
+    <w:p>
+      <w:pPr>
+        <w:pStyle w:val="BodyText"/>
+      </w:pPr>
+      <w:r>
+        <w:t xml:space="preserve">ALEKSEY: Я помню, ты улетел на три дня, а я думал, что по работе.</w:t>
+      </w:r>
+    </w:p>
+    <w:p>
+      <w:pPr>
+        <w:pStyle w:val="BodyText"/>
+      </w:pPr>
+      <w:r>
+        <w:t xml:space="preserve">DOYUN: Я никому не сказал, потому что мост не скрипит.</w:t>
+      </w:r>
+    </w:p>
+    <w:p>
+      <w:pPr>
+        <w:pStyle w:val="BodyText"/>
+      </w:pPr>
+      <w:r>
+        <w:t xml:space="preserve">ALEKSEY: Доюн, у нас в русском есть слово «друг», а у вас «чхингу». Это одно и то же?</w:t>
+      </w:r>
+    </w:p>
+    <w:p>
+      <w:pPr>
+        <w:pStyle w:val="BodyText"/>
+      </w:pPr>
+      <w:r>
+        <w:t xml:space="preserve">DOYUN: Нет. «Чхингу» — только ровесник. Если человек старше хоть на год, он уже не «чхингу», а «хён», старший брат.</w:t>
+      </w:r>
+    </w:p>
+    <w:p>
+      <w:pPr>
+        <w:pStyle w:val="BodyText"/>
+      </w:pPr>
+      <w:r>
+        <w:t xml:space="preserve">ALEKSEY: Но я ведь старше тебя на год.</w:t>
+      </w:r>
+    </w:p>
+    <w:p>
+      <w:pPr>
+        <w:pStyle w:val="BodyText"/>
+      </w:pPr>
+      <w:r>
+        <w:t xml:space="preserve">DOYUN: На год и два месяца, я посчитал. Поэтому по-корейски ты мне не «чхингу», а «хён».</w:t>
+      </w:r>
+    </w:p>
+    <w:p>
+      <w:pPr>
+        <w:pStyle w:val="BodyText"/>
+      </w:pPr>
+      <w:r>
+        <w:t xml:space="preserve">ALEKSEY: А по-русски тогда кто я тебе?</w:t>
+      </w:r>
+    </w:p>
+    <w:p>
+      <w:pPr>
+        <w:pStyle w:val="BodyText"/>
+      </w:pPr>
+      <w:r>
+        <w:t xml:space="preserve">DOYUN: По-русски ты мне друг, это проще, потому что друг бывает любого возраста. Вера Павловна тоже была мне другом.</w:t>
+      </w:r>
+    </w:p>
+    <w:p>
+      <w:pPr>
+        <w:pStyle w:val="BodyText"/>
+      </w:pPr>
+      <w:r>
+        <w:t xml:space="preserve">ALEKSEY: Она тебя так и называла: «Хороший мальчик. Мост».</w:t>
+      </w:r>
+    </w:p>
+    <w:p>
+      <w:pPr>
+        <w:pStyle w:val="BodyText"/>
+      </w:pPr>
+      <w:r>
+        <w:t xml:space="preserve">DOYUN: «Хороший мальчик» в сорок лет. Это лучший комплимент в моей жизни, честное слово.</w:t>
+      </w:r>
+    </w:p>
+    <w:p>
+      <w:pPr>
+        <w:pStyle w:val="BodyText"/>
+      </w:pPr>
+      <w:r>
+        <w:t xml:space="preserve">ALEKSEY: Она бы и сейчас тебе так сказала, я уверен.</w:t>
+      </w:r>
+    </w:p>
+    <w:p>
+      <w:pPr>
+        <w:pStyle w:val="BodyText"/>
+      </w:pPr>
+      <w:r>
+        <w:t xml:space="preserve">DOYUN: Сказала бы, а потом обязательно добавила бы своим строгим голосом: «Ешь рамён, остынет».</w:t>
+      </w:r>
+    </w:p>
+    <w:p>
+      <w:pPr>
+        <w:pStyle w:val="BodyText"/>
+      </w:pPr>
+      <w:r>
+        <w:t xml:space="preserve">ALEKSEY: Научи меня одной фразе по-корейски, чтобы сказать правильно. Не «мидсымнида», а другое.</w:t>
+      </w:r>
+    </w:p>
+    <w:p>
+      <w:pPr>
+        <w:pStyle w:val="BodyText"/>
+      </w:pPr>
+      <w:r>
+        <w:t xml:space="preserve">DOYUN: Какую именно фразу ты хочешь сказать?</w:t>
+      </w:r>
+    </w:p>
+    <w:p>
+      <w:pPr>
+        <w:pStyle w:val="BodyText"/>
+      </w:pPr>
+      <w:r>
+        <w:t xml:space="preserve">ALEKSEY: Что ты мне друг, хоть ты и младше. По-корейски, но по-русски.</w:t>
+      </w:r>
+    </w:p>
+    <w:p>
+      <w:pPr>
+        <w:pStyle w:val="BodyText"/>
+      </w:pPr>
+      <w:r>
+        <w:t xml:space="preserve">DOYUN: По-корейски, но по-русски… Хорошо, тогда так: «Доюн-а, нон нэ чхингу-я». Это значит: «Доюн, ты мой друг». Старший может так сказать младшему, а наоборот нельзя, я бы тебе так не сказал. А тебе можно, я разрешаю, один раз в жизни. Ну, может быть, два.</w:t>
+      </w:r>
+    </w:p>
+    <w:p>
+      <w:pPr>
+        <w:pStyle w:val="BodyText"/>
+      </w:pPr>
+      <w:r>
+        <w:t xml:space="preserve">ALEKSEY: Доюн-а… нон нэ… чхингу-я. Так правильно?</w:t>
+      </w:r>
+    </w:p>
+    <w:p>
+      <w:pPr>
+        <w:pStyle w:val="BodyText"/>
+      </w:pPr>
+      <w:r>
+        <w:t xml:space="preserve">DOYUN: «Чхингу», а не «чингу». С придыханием, как будто дуешь на горячий рамён.</w:t>
+      </w:r>
+    </w:p>
+    <w:p>
+      <w:pPr>
+        <w:pStyle w:val="BodyText"/>
+      </w:pPr>
+      <w:r>
+        <w:t xml:space="preserve">ALEKSEY: Доюн-а. Нон нэ чхингу-я. Теперь лучше получилось?</w:t>
+      </w:r>
+    </w:p>
+    <w:p>
+      <w:pPr>
+        <w:pStyle w:val="BodyText"/>
+      </w:pPr>
+      <w:r>
+        <w:t xml:space="preserve">DOYUN: Вот, почти без акцента. Ну… с акцентом, с тульским.</w:t>
+      </w:r>
+    </w:p>
+    <w:p>
+      <w:pPr>
+        <w:pStyle w:val="BodyText"/>
+      </w:pPr>
+      <w:r>
+        <w:t xml:space="preserve">ALEKSEY: Это плохо, что с тульским? Может, мне стоит ещё потренироваться?</w:t>
+      </w:r>
+    </w:p>
+    <w:p>
+      <w:pPr>
+        <w:pStyle w:val="BodyText"/>
+      </w:pPr>
+      <w:r>
+        <w:t xml:space="preserve">DOYUN: Это хорошо, лучше, чем Пушкин. Пушкин учил чужие слова. Ты сказал своё.</w:t>
       </w:r>
     </w:p>
     <w:bookmarkEnd w:id="23"/>
@@ -2088,39 +2088,39 @@
         <w:pStyle w:val="FirstParagraph"/>
       </w:pPr>
       <w:r>
-        <w:t xml:space="preserve">ALEKSEY: Пойдём на мост. Хочу постоять на мосту с мостом.</w:t>
-      </w:r>
-    </w:p>
-    <w:p>
-      <w:pPr>
-        <w:pStyle w:val="BodyText"/>
-      </w:pPr>
-      <w:r>
-        <w:t xml:space="preserve">DOYUN: Это каламбур? По-русски это смешно?</w:t>
-      </w:r>
-    </w:p>
-    <w:p>
-      <w:pPr>
-        <w:pStyle w:val="BodyText"/>
-      </w:pPr>
-      <w:r>
-        <w:t xml:space="preserve">ALEKSEY: Немного. По-корейски?</w:t>
-      </w:r>
-    </w:p>
-    <w:p>
-      <w:pPr>
-        <w:pStyle w:val="BodyText"/>
-      </w:pPr>
-      <w:r>
-        <w:t xml:space="preserve">DOYUN: По-корейски — грустно. Мост на мосту — это тот, кому некуда идти.</w:t>
-      </w:r>
-    </w:p>
-    <w:p>
-      <w:pPr>
-        <w:pStyle w:val="BodyText"/>
-      </w:pPr>
-      <w:r>
-        <w:t xml:space="preserve">ALEKSEY: Тебе есть куда. В Москву. Я обещаю.</w:t>
+        <w:t xml:space="preserve">ALEKSEY: Пойдём на мост. Хочу постоять на мосту вместе с мостом.</w:t>
+      </w:r>
+    </w:p>
+    <w:p>
+      <w:pPr>
+        <w:pStyle w:val="BodyText"/>
+      </w:pPr>
+      <w:r>
+        <w:t xml:space="preserve">DOYUN: Это каламбур? По-русски это смешно звучит?</w:t>
+      </w:r>
+    </w:p>
+    <w:p>
+      <w:pPr>
+        <w:pStyle w:val="BodyText"/>
+      </w:pPr>
+      <w:r>
+        <w:t xml:space="preserve">ALEKSEY: Немного смешно. А по-корейски как это звучит?</w:t>
+      </w:r>
+    </w:p>
+    <w:p>
+      <w:pPr>
+        <w:pStyle w:val="BodyText"/>
+      </w:pPr>
+      <w:r>
+        <w:t xml:space="preserve">DOYUN: По-корейски грустно. Мост на мосту — это тот, кому некуда идти.</w:t>
+      </w:r>
+    </w:p>
+    <w:p>
+      <w:pPr>
+        <w:pStyle w:val="BodyText"/>
+      </w:pPr>
+      <w:r>
+        <w:t xml:space="preserve">ALEKSEY: Тебе есть куда идти: в Москву. Я тебе обещаю.</w:t>
       </w:r>
     </w:p>
     <w:p>
@@ -2136,151 +2136,151 @@
         <w:pStyle w:val="BodyText"/>
       </w:pPr>
       <w:r>
-        <w:t xml:space="preserve">ALEKSEY: Хорошо. Не обещаю. Сделаю. Квартира на Павелецкой, рядом с офисом, с видом на вокзал. Или где захочешь сам — на Васильевском, если в Петербург. Год. Два. Сколько нужно, чтобы субтитры исчезли. Это не часть работы. Это часть дружбы.</w:t>
-      </w:r>
-    </w:p>
-    <w:p>
-      <w:pPr>
-        <w:pStyle w:val="BodyText"/>
-      </w:pPr>
-      <w:r>
-        <w:t xml:space="preserve">DOYUN: Лёша, а если президент спросит что-то, на что ты скажешь «нет»? Я тогда не поеду?</w:t>
-      </w:r>
-    </w:p>
-    <w:p>
-      <w:pPr>
-        <w:pStyle w:val="BodyText"/>
-      </w:pPr>
-      <w:r>
-        <w:t xml:space="preserve">ALEKSEY: Поедешь. Твоя Москва — не часть сделки. Это между нами. Под тентом.</w:t>
-      </w:r>
-    </w:p>
-    <w:p>
-      <w:pPr>
-        <w:pStyle w:val="BodyText"/>
-      </w:pPr>
-      <w:r>
-        <w:t xml:space="preserve">DOYUN: Хорошо. Тогда одна вещь. Не как мост. Как «чхингу», хоть ты и «хён».</w:t>
-      </w:r>
-    </w:p>
-    <w:p>
-      <w:pPr>
-        <w:pStyle w:val="BodyText"/>
-      </w:pPr>
-      <w:r>
-        <w:t xml:space="preserve">ALEKSEY: Говори.</w:t>
-      </w:r>
-    </w:p>
-    <w:p>
-      <w:pPr>
-        <w:pStyle w:val="BodyText"/>
-      </w:pPr>
-      <w:r>
-        <w:t xml:space="preserve">DOYUN: Ты в июне сидел у бабушки четыре ночи. В сентябре — сто человек, Волков, Борис. В октябре — Ирина устала, ты летишь ко мне. Ты всё время держишь других. Как мост. А кто держит тебя?</w:t>
-      </w:r>
-    </w:p>
-    <w:p>
-      <w:pPr>
-        <w:pStyle w:val="BodyText"/>
-      </w:pPr>
-      <w:r>
-        <w:t xml:space="preserve">ALEKSEY: Бабушка спросила то же самое. В больнице. Те же слова.</w:t>
-      </w:r>
-    </w:p>
-    <w:p>
-      <w:pPr>
-        <w:pStyle w:val="BodyText"/>
-      </w:pPr>
-      <w:r>
-        <w:t xml:space="preserve">DOYUN: Значит, это правильный вопрос. Два человека задали — значит, правильный.</w:t>
-      </w:r>
-    </w:p>
-    <w:p>
-      <w:pPr>
-        <w:pStyle w:val="BodyText"/>
-      </w:pPr>
-      <w:r>
-        <w:t xml:space="preserve">ALEKSEY: Я не знаю. Ольга. Ирина. Ты.</w:t>
-      </w:r>
-    </w:p>
-    <w:p>
-      <w:pPr>
-        <w:pStyle w:val="BodyText"/>
-      </w:pPr>
-      <w:r>
-        <w:t xml:space="preserve">DOYUN: Ольга держит бумаги. Ирина держит деньги. Я держу слова. Рита держит партии. А тебя самого — никто, Лёша. Ни одной процедуры. Поэтому в пятницу ты должен решить не только про «Мост». Про себя тоже. Это не я придумал. Это написано у тебя на стене.</w:t>
-      </w:r>
-    </w:p>
-    <w:p>
-      <w:pPr>
-        <w:pStyle w:val="BodyText"/>
-      </w:pPr>
-      <w:r>
-        <w:t xml:space="preserve">ALEKSEY: «Себе — тоже». Это написано под картонкой. Моей рукой.</w:t>
-      </w:r>
-    </w:p>
-    <w:p>
-      <w:pPr>
-        <w:pStyle w:val="BodyText"/>
-      </w:pPr>
-      <w:r>
-        <w:t xml:space="preserve">DOYUN: Я знаю. Я видел фотографию. Кирилл прислал. Криво.</w:t>
-      </w:r>
-    </w:p>
-    <w:p>
-      <w:pPr>
-        <w:pStyle w:val="BodyText"/>
-      </w:pPr>
-      <w:r>
-        <w:t xml:space="preserve">ALEKSEY: Криво. Бабушка сказала: хорошо, что криво.</w:t>
-      </w:r>
-    </w:p>
-    <w:p>
-      <w:pPr>
-        <w:pStyle w:val="BodyText"/>
-      </w:pPr>
-      <w:r>
-        <w:t xml:space="preserve">DOYUN: Тогда в пятницу, когда президент задаст вопрос, — думай криво. Не как директор. Как человек, у которого кривой почерк.</w:t>
-      </w:r>
-    </w:p>
-    <w:p>
-      <w:pPr>
-        <w:pStyle w:val="BodyText"/>
-      </w:pPr>
-      <w:r>
-        <w:t xml:space="preserve">ALEKSEY: Это совет?</w:t>
-      </w:r>
-    </w:p>
-    <w:p>
-      <w:pPr>
-        <w:pStyle w:val="BodyText"/>
-      </w:pPr>
-      <w:r>
-        <w:t xml:space="preserve">DOYUN: Нет. Это история. Я учусь у президента. Пятнадцать лет.</w:t>
-      </w:r>
-    </w:p>
-    <w:p>
-      <w:pPr>
-        <w:pStyle w:val="BodyText"/>
-      </w:pPr>
-      <w:r>
-        <w:t xml:space="preserve">ALEKSEY: Доюн-а. Нон нэ чхингу-я.</w:t>
-      </w:r>
-    </w:p>
-    <w:p>
-      <w:pPr>
-        <w:pStyle w:val="BodyText"/>
-      </w:pPr>
-      <w:r>
-        <w:t xml:space="preserve">DOYUN: Ещё раз — уже лучше. Придыхание есть. Акцент остался. Не убирай его.</w:t>
-      </w:r>
-    </w:p>
-    <w:p>
-      <w:pPr>
-        <w:pStyle w:val="BodyText"/>
-      </w:pPr>
-      <w:r>
-        <w:t xml:space="preserve">ALEKSEY: Не уберу. Пусть знают, что это я. Такси?</w:t>
+        <w:t xml:space="preserve">ALEKSEY: Хорошо, не обещаю, а сделаю. Квартира на Павелецкой, рядом с офисом, с видом на вокзал, или где захочешь сам, например на Васильевском, если в Петербург. Год, два, сколько нужно, чтобы субтитры исчезли. Это не часть работы, это часть дружбы.</w:t>
+      </w:r>
+    </w:p>
+    <w:p>
+      <w:pPr>
+        <w:pStyle w:val="BodyText"/>
+      </w:pPr>
+      <w:r>
+        <w:t xml:space="preserve">DOYUN: Лёша, а если президент спросит что-то, на что ты скажешь «нет»? Тогда я не поеду?</w:t>
+      </w:r>
+    </w:p>
+    <w:p>
+      <w:pPr>
+        <w:pStyle w:val="BodyText"/>
+      </w:pPr>
+      <w:r>
+        <w:t xml:space="preserve">ALEKSEY: Поедешь. Твоя Москва — не часть сделки, это только между нами, под тентом.</w:t>
+      </w:r>
+    </w:p>
+    <w:p>
+      <w:pPr>
+        <w:pStyle w:val="BodyText"/>
+      </w:pPr>
+      <w:r>
+        <w:t xml:space="preserve">DOYUN: Хорошо. Тогда скажу одну вещь, но не как мост, а как «чхингу», хоть ты и «хён».</w:t>
+      </w:r>
+    </w:p>
+    <w:p>
+      <w:pPr>
+        <w:pStyle w:val="BodyText"/>
+      </w:pPr>
+      <w:r>
+        <w:t xml:space="preserve">ALEKSEY: Говори, я слушаю тебя внимательно и никуда не тороплюсь.</w:t>
+      </w:r>
+    </w:p>
+    <w:p>
+      <w:pPr>
+        <w:pStyle w:val="BodyText"/>
+      </w:pPr>
+      <w:r>
+        <w:t xml:space="preserve">DOYUN: В июне ты сидел у бабушки четыре ночи. В сентябре были сто человек, Волков и Борис. В октябре Ирина устала, и ты летишь ко мне. Ты всё время держишь других, как мост. А кто держит тебя?</w:t>
+      </w:r>
+    </w:p>
+    <w:p>
+      <w:pPr>
+        <w:pStyle w:val="BodyText"/>
+      </w:pPr>
+      <w:r>
+        <w:t xml:space="preserve">ALEKSEY: Бабушка спросила то же самое в больнице, теми же самыми словами.</w:t>
+      </w:r>
+    </w:p>
+    <w:p>
+      <w:pPr>
+        <w:pStyle w:val="BodyText"/>
+      </w:pPr>
+      <w:r>
+        <w:t xml:space="preserve">DOYUN: Значит, это правильный вопрос: если два человека задали его, значит, он правильный.</w:t>
+      </w:r>
+    </w:p>
+    <w:p>
+      <w:pPr>
+        <w:pStyle w:val="BodyText"/>
+      </w:pPr>
+      <w:r>
+        <w:t xml:space="preserve">ALEKSEY: Я не знаю. Наверное, Ольга, Ирина и ты, хотя я никогда об этом всерьёз не думал.</w:t>
+      </w:r>
+    </w:p>
+    <w:p>
+      <w:pPr>
+        <w:pStyle w:val="BodyText"/>
+      </w:pPr>
+      <w:r>
+        <w:t xml:space="preserve">DOYUN: Ольга держит бумаги, Ирина держит деньги, я держу слова, Рита держит партии. А тебя самого не держит никто, Лёша, ни одной процедуры. Поэтому в пятницу ты должен решить не только про «Мост», но и про себя. Это не я придумал, это написано у тебя на стене.</w:t>
+      </w:r>
+    </w:p>
+    <w:p>
+      <w:pPr>
+        <w:pStyle w:val="BodyText"/>
+      </w:pPr>
+      <w:r>
+        <w:t xml:space="preserve">ALEKSEY: «Себе — тоже». Это написано под картонкой, моей рукой.</w:t>
+      </w:r>
+    </w:p>
+    <w:p>
+      <w:pPr>
+        <w:pStyle w:val="BodyText"/>
+      </w:pPr>
+      <w:r>
+        <w:t xml:space="preserve">DOYUN: Я знаю, я видел фотографию, Кирилл прислал. Написано криво.</w:t>
+      </w:r>
+    </w:p>
+    <w:p>
+      <w:pPr>
+        <w:pStyle w:val="BodyText"/>
+      </w:pPr>
+      <w:r>
+        <w:t xml:space="preserve">ALEKSEY: Криво, да. Бабушка тогда сказала, что хорошо, что криво.</w:t>
+      </w:r>
+    </w:p>
+    <w:p>
+      <w:pPr>
+        <w:pStyle w:val="BodyText"/>
+      </w:pPr>
+      <w:r>
+        <w:t xml:space="preserve">DOYUN: Тогда в пятницу, когда президент задаст вопрос, думай криво: не как директор, а как человек, у которого кривой почерк.</w:t>
+      </w:r>
+    </w:p>
+    <w:p>
+      <w:pPr>
+        <w:pStyle w:val="BodyText"/>
+      </w:pPr>
+      <w:r>
+        <w:t xml:space="preserve">ALEKSEY: Это сейчас был совет, Доюн?</w:t>
+      </w:r>
+    </w:p>
+    <w:p>
+      <w:pPr>
+        <w:pStyle w:val="BodyText"/>
+      </w:pPr>
+      <w:r>
+        <w:t xml:space="preserve">DOYUN: Нет, это история. Я учусь у президента уже пятнадцать лет.</w:t>
+      </w:r>
+    </w:p>
+    <w:p>
+      <w:pPr>
+        <w:pStyle w:val="BodyText"/>
+      </w:pPr>
+      <w:r>
+        <w:t xml:space="preserve">ALEKSEY: Доюн-а. Нон нэ чхингу-я. Ещё раз, чтобы запомнить.</w:t>
+      </w:r>
+    </w:p>
+    <w:p>
+      <w:pPr>
+        <w:pStyle w:val="BodyText"/>
+      </w:pPr>
+      <w:r>
+        <w:t xml:space="preserve">DOYUN: Второй раз уже лучше: придыхание есть, акцент остался. Не убирай его.</w:t>
+      </w:r>
+    </w:p>
+    <w:p>
+      <w:pPr>
+        <w:pStyle w:val="BodyText"/>
+      </w:pPr>
+      <w:r>
+        <w:t xml:space="preserve">ALEKSEY: Не уберу, пусть все знают, что это я. Берём такси?</w:t>
       </w:r>
     </w:p>
     <w:bookmarkEnd w:id="24"/>
@@ -2298,23 +2298,23 @@
         <w:pStyle w:val="FirstParagraph"/>
       </w:pPr>
       <w:r>
-        <w:t xml:space="preserve">YUN: Воронцов. Доброе утро. Сто тридцать два на восемьдесят пять. После вчерашнего соджу Доюна у меня тоже давление.</w:t>
-      </w:r>
-    </w:p>
-    <w:p>
-      <w:pPr>
-        <w:pStyle w:val="BodyText"/>
-      </w:pPr>
-      <w:r>
-        <w:t xml:space="preserve">ALEKSEY: У меня тоже, господин Юн. Мы вас подвели?</w:t>
-      </w:r>
-    </w:p>
-    <w:p>
-      <w:pPr>
-        <w:pStyle w:val="BodyText"/>
-      </w:pPr>
-      <w:r>
-        <w:t xml:space="preserve">YUN: Нет. Доюн впервые за восемь лет напился при вас. При мне он не пьёт пятнадцать лет. Значит, вам он доверяет больше, чем мне. Это хорошо. Так и должно быть. Сегодня в два. Сеул. Офис «Седжина». Совет директоров. Вопрос готов.</w:t>
+        <w:t xml:space="preserve">YUN: Воронцов, доброе утро. Сто тридцать два на восемьдесят пять: после вчерашнего соджу Доюна у меня тоже давление.</w:t>
+      </w:r>
+    </w:p>
+    <w:p>
+      <w:pPr>
+        <w:pStyle w:val="BodyText"/>
+      </w:pPr>
+      <w:r>
+        <w:t xml:space="preserve">ALEKSEY: У меня тоже, господин Юн. Мы вас вчера подвели?</w:t>
+      </w:r>
+    </w:p>
+    <w:p>
+      <w:pPr>
+        <w:pStyle w:val="BodyText"/>
+      </w:pPr>
+      <w:r>
+        <w:t xml:space="preserve">YUN: Нет. Доюн впервые за восемь лет напился при вас, а при мне он не пьёт пятнадцать лет. Значит, вам он доверяет больше, чем мне, и это хорошо, так и должно быть. Сегодня в два часа, в Сеуле, в офисе «Седжина», совет директоров. Вопрос готов.</w:t>
       </w:r>
     </w:p>
     <w:p>
@@ -2330,55 +2330,55 @@
         <w:pStyle w:val="BodyText"/>
       </w:pPr>
       <w:r>
-        <w:t xml:space="preserve">YUN: Нужно. Вопрос — к вам четверым. Не к вам одному. Это важно.</w:t>
-      </w:r>
-    </w:p>
-    <w:p>
-      <w:pPr>
-        <w:pStyle w:val="BodyText"/>
-      </w:pPr>
-      <w:r>
-        <w:t xml:space="preserve">ALEKSEY: Четверым? С Борисом Игоревичем?</w:t>
-      </w:r>
-    </w:p>
-    <w:p>
-      <w:pPr>
-        <w:pStyle w:val="BodyText"/>
-      </w:pPr>
-      <w:r>
-        <w:t xml:space="preserve">YUN: С Ланским. Его двадцать процентов. Это часть вопроса. До встречи.</w:t>
-      </w:r>
-    </w:p>
-    <w:p>
-      <w:pPr>
-        <w:pStyle w:val="BodyText"/>
-      </w:pPr>
-      <w:r>
-        <w:t xml:space="preserve">ALEKSEY: Оля, сегодня в восемь утра по Москве — видео. Ты, Ира, Борис Игоревич. Юн задаст вопрос. Нам четверым.</w:t>
-      </w:r>
-    </w:p>
-    <w:p>
-      <w:pPr>
-        <w:pStyle w:val="BodyText"/>
-      </w:pPr>
-      <w:r>
-        <w:t xml:space="preserve">OLGA: Четверым. С Борисом. Значит, про доли. Я так и думала. Ира не спит, она тоже думала.</w:t>
-      </w:r>
-    </w:p>
-    <w:p>
-      <w:pPr>
-        <w:pStyle w:val="BodyText"/>
-      </w:pPr>
-      <w:r>
-        <w:t xml:space="preserve">ALEKSEY: Ты знаешь, какой вопрос?</w:t>
-      </w:r>
-    </w:p>
-    <w:p>
-      <w:pPr>
-        <w:pStyle w:val="BodyText"/>
-      </w:pPr>
-      <w:r>
-        <w:t xml:space="preserve">OLGA: Нет. Но знаю, как отвечать. Не сразу. Вчетвером. И с бумагой.</w:t>
+        <w:t xml:space="preserve">YUN: Нужно. Вопрос обращён к вам четверым, а не к вам одному, и это важно.</w:t>
+      </w:r>
+    </w:p>
+    <w:p>
+      <w:pPr>
+        <w:pStyle w:val="BodyText"/>
+      </w:pPr>
+      <w:r>
+        <w:t xml:space="preserve">ALEKSEY: К четверым? То есть и к Борису Игоревичу тоже?</w:t>
+      </w:r>
+    </w:p>
+    <w:p>
+      <w:pPr>
+        <w:pStyle w:val="BodyText"/>
+      </w:pPr>
+      <w:r>
+        <w:t xml:space="preserve">YUN: И к Ланскому, ведь его двадцать процентов — это часть вопроса. До встречи.</w:t>
+      </w:r>
+    </w:p>
+    <w:p>
+      <w:pPr>
+        <w:pStyle w:val="BodyText"/>
+      </w:pPr>
+      <w:r>
+        <w:t xml:space="preserve">ALEKSEY: Оля, сегодня в восемь утра по Москве будет видео: ты, Ира и Борис Игоревич. Юн задаст вопрос нам четверым.</w:t>
+      </w:r>
+    </w:p>
+    <w:p>
+      <w:pPr>
+        <w:pStyle w:val="BodyText"/>
+      </w:pPr>
+      <w:r>
+        <w:t xml:space="preserve">OLGA: Четверым, вместе с Борисом. Значит, речь про доли, я так и думала. Ира тоже не спит, она думала о том же.</w:t>
+      </w:r>
+    </w:p>
+    <w:p>
+      <w:pPr>
+        <w:pStyle w:val="BodyText"/>
+      </w:pPr>
+      <w:r>
+        <w:t xml:space="preserve">ALEKSEY: А ты знаешь, какой будет вопрос?</w:t>
+      </w:r>
+    </w:p>
+    <w:p>
+      <w:pPr>
+        <w:pStyle w:val="BodyText"/>
+      </w:pPr>
+      <w:r>
+        <w:t xml:space="preserve">OLGA: Нет, но знаю, как отвечать: не сразу, вчетвером и с бумагой.</w:t>
       </w:r>
     </w:p>
     <w:p>
@@ -2394,23 +2394,23 @@
         <w:pStyle w:val="BodyText"/>
       </w:pPr>
       <w:r>
-        <w:t xml:space="preserve">OLGA: Наконец-то. Восемь лет. Я думала, ты так и не догадаешься сказать. Как сказал?</w:t>
-      </w:r>
-    </w:p>
-    <w:p>
-      <w:pPr>
-        <w:pStyle w:val="BodyText"/>
-      </w:pPr>
-      <w:r>
-        <w:t xml:space="preserve">ALEKSEY: Криво. С тульским акцентом.</w:t>
-      </w:r>
-    </w:p>
-    <w:p>
-      <w:pPr>
-        <w:pStyle w:val="BodyText"/>
-      </w:pPr>
-      <w:r>
-        <w:t xml:space="preserve">OLGA: Правильно. Ровно — было бы враньё. Иди спать. Шесть часов у тебя есть.</w:t>
+        <w:t xml:space="preserve">OLGA: Наконец-то, через восемь лет. Я думала, ты так и не догадаешься это сказать, а он всё это время ждал и молчал, как настоящий мост. Я видела это по его лицу ещё тогда, когда отпускала его на похороны отца. И как ты сказал?</w:t>
+      </w:r>
+    </w:p>
+    <w:p>
+      <w:pPr>
+        <w:pStyle w:val="BodyText"/>
+      </w:pPr>
+      <w:r>
+        <w:t xml:space="preserve">ALEKSEY: Криво, с тульским акцентом, но от души. Он даже не засмеялся.</w:t>
+      </w:r>
+    </w:p>
+    <w:p>
+      <w:pPr>
+        <w:pStyle w:val="BodyText"/>
+      </w:pPr>
+      <w:r>
+        <w:t xml:space="preserve">OLGA: Правильно. Ровно — было бы враньё. Иди спать, у тебя есть ещё шесть часов.</w:t>
       </w:r>
     </w:p>
     <w:p>
@@ -3296,7 +3296,7 @@
         <w:t xml:space="preserve">“</w:t>
       </w:r>
       <w:r>
-        <w:t xml:space="preserve">Он сказал: «Русские — люди крайностей. Или всё, или ничего. Найди среди них одного, который держит слово, — и держись за него, сколько сможешь. Такие у них бывают. Редко, но бывают». Я нашёл. На выставке. С салфеткой и карандашом. Он не знал, что я его ищу.</w:t>
+        <w:t xml:space="preserve">Он сказал: «Русские — люди крайностей. Или всё, или ничего. Найди среди них одного, который держит слово, — и держись за него, сколько сможешь. Такие у них бывают. Редко, но бывают». И я нашёл, на выставке, с салфеткой и карандашом. Он не знал, что я его ищу.</w:t>
       </w:r>
       <w:r>
         <w:t xml:space="preserve">”</w:t>
@@ -3414,7 +3414,7 @@
               <w:jc w:val="left"/>
             </w:pPr>
             <w:r>
-              <w:t xml:space="preserve">Найди… одного, который держит слово, — и держись за него</w:t>
+              <w:t xml:space="preserve">Найди… одного, который держит слово, — и держись за него, сколько сможешь</w:t>
             </w:r>
           </w:p>
         </w:tc>
@@ -3490,19 +3490,19 @@
               <w:jc w:val="left"/>
             </w:pPr>
             <w:r>
-              <w:t xml:space="preserve">Я нашёл. На выставке. С салфеткой и карандашом.</w:t>
-            </w:r>
-          </w:p>
-        </w:tc>
-        <w:tc>
-          <w:tcPr/>
-          <w:p>
-            <w:pPr>
-              <w:pStyle w:val="Compact"/>
-              <w:jc w:val="left"/>
-            </w:pPr>
-            <w:r>
-              <w:t xml:space="preserve">짧은 완료상 + 장면</w:t>
+              <w:t xml:space="preserve">И я нашёл, на выставке, с салфеткой и карандашом.</w:t>
+            </w:r>
+          </w:p>
+        </w:tc>
+        <w:tc>
+          <w:tcPr/>
+          <w:p>
+            <w:pPr>
+              <w:pStyle w:val="Compact"/>
+              <w:jc w:val="left"/>
+            </w:pPr>
+            <w:r>
+              <w:t xml:space="preserve">и로 잇는 완료상 + 장면 삽입</w:t>
             </w:r>
           </w:p>
         </w:tc>
@@ -3564,7 +3564,7 @@
         <w:t xml:space="preserve">“</w:t>
       </w:r>
       <w:r>
-        <w:t xml:space="preserve">Он сказал: «…». Я нашёл. … . Он не знал, что ….</w:t>
+        <w:t xml:space="preserve">Он сказал: «…». И я нашёл, …, …. Он не знал, что ….</w:t>
       </w:r>
       <w:r>
         <w:t xml:space="preserve">”</w:t>
@@ -3583,7 +3583,7 @@
         <w:t xml:space="preserve"> </w:t>
       </w:r>
       <w:r>
-        <w:t xml:space="preserve">или… или · сколько сможешь · редко, но</w:t>
+        <w:t xml:space="preserve">или… или · сколько сможешь · редко, но · и я нашёл</w:t>
       </w:r>
       <w:r>
         <w:t xml:space="preserve"> </w:t>
@@ -3599,7 +3599,7 @@
         <w:t xml:space="preserve"> </w:t>
       </w:r>
       <w:r>
-        <w:t xml:space="preserve">오래된 파트너를 처음 만났던 순간을 부모·스승의 말과 연결해 30~40단어로.</w:t>
+        <w:t xml:space="preserve">오래된 파트너를 처음 만났던 순간을 부모·스승의 말과 연결해 35~60단어로.</w:t>
       </w:r>
     </w:p>
     <w:bookmarkEnd w:id="30"/>
@@ -4048,15 +4048,15 @@
         <w:pStyle w:val="FirstParagraph"/>
       </w:pPr>
       <w:r>
-        <w:t xml:space="preserve">도윤: 여기야. 이문동. 내 대학교. 러시아어과 — 3층, 왼쪽. 22년 전.</w:t>
-      </w:r>
-    </w:p>
-    <w:p>
-      <w:pPr>
-        <w:pStyle w:val="BodyText"/>
-      </w:pPr>
-      <w:r>
-        <w:t xml:space="preserve">알렉세이: 22년. 너 열여덟이었네.</w:t>
+        <w:t xml:space="preserve">도윤: 여기야, 이문동, 내 대학교. 러시아어과는 3층 왼쪽이야. 22년 전 일이지.</w:t>
+      </w:r>
+    </w:p>
+    <w:p>
+      <w:pPr>
+        <w:pStyle w:val="BodyText"/>
+      </w:pPr>
+      <w:r>
+        <w:t xml:space="preserve">알렉세이: 22년이라… 그럼 그때 너 열여덟이었네.</w:t>
       </w:r>
     </w:p>
     <w:p>
@@ -4072,95 +4072,95 @@
         <w:pStyle w:val="BodyText"/>
       </w:pPr>
       <w:r>
-        <w:t xml:space="preserve">알렉세이: 됐어?</w:t>
-      </w:r>
-    </w:p>
-    <w:p>
-      <w:pPr>
-        <w:pStyle w:val="BodyText"/>
-      </w:pPr>
-      <w:r>
-        <w:t xml:space="preserve">도윤: 됐지. 너무. 이제 난 「판지」라는 단어를 「법」이라는 뜻으로 아는 유일한 한국인이야.</w:t>
-      </w:r>
-    </w:p>
-    <w:p>
-      <w:pPr>
-        <w:pStyle w:val="BodyText"/>
-      </w:pPr>
-      <w:r>
-        <w:t xml:space="preserve">알렉세이: 저게 그 벤치야?</w:t>
-      </w:r>
-    </w:p>
-    <w:p>
-      <w:pPr>
-        <w:pStyle w:val="BodyText"/>
-      </w:pPr>
-      <w:r>
-        <w:t xml:space="preserve">도윤: 바로 그 벤치. 여기서 푸시킨을 외웠어. 「나는 그대를 사랑했소: 사랑은 아직, 어쩌면…」 반년 동안, 매일 저녁, 소리 내서, 경비 아저씨가 웃기 시작할 때까지. 내가 그걸 외우게 만든 여자는 경제학과 남자랑 결혼했어. 그 사람은 시를 한 편도 몰랐지. 한국 시도.</w:t>
-      </w:r>
-    </w:p>
-    <w:p>
-      <w:pPr>
-        <w:pStyle w:val="BodyText"/>
-      </w:pPr>
-      <w:r>
-        <w:t xml:space="preserve">알렉세이: 경제학자가 이겼네?</w:t>
-      </w:r>
-    </w:p>
-    <w:p>
-      <w:pPr>
-        <w:pStyle w:val="BodyText"/>
-      </w:pPr>
-      <w:r>
-        <w:t xml:space="preserve">도윤: 경제학자가 이겼지. 푸시킨은 남았고. 푸시킨이 더 믿을 만해.</w:t>
-      </w:r>
-    </w:p>
-    <w:p>
-      <w:pPr>
-        <w:pStyle w:val="BodyText"/>
-      </w:pPr>
-      <w:r>
-        <w:t xml:space="preserve">알렉세이: 저긴 뭐가 있었어? 휴대폰 가게 자리.</w:t>
-      </w:r>
-    </w:p>
-    <w:p>
-      <w:pPr>
-        <w:pStyle w:val="BodyText"/>
-      </w:pPr>
-      <w:r>
-        <w:t xml:space="preserve">도윤: 카페 「모스크바」. 라면하고 봉지 보르시. 주인은 부산 사람, 모스크바엔 가 본 적 없고. 2012년에 문 닫았어.</w:t>
-      </w:r>
-    </w:p>
-    <w:p>
-      <w:pPr>
-        <w:pStyle w:val="BodyText"/>
-      </w:pPr>
-      <w:r>
-        <w:t xml:space="preserve">알렉세이: 아쉽다. 부산식 보르시 먹어 보고 싶었는데.</w:t>
-      </w:r>
-    </w:p>
-    <w:p>
-      <w:pPr>
-        <w:pStyle w:val="BodyText"/>
-      </w:pPr>
-      <w:r>
-        <w:t xml:space="preserve">도윤: 안 아쉬워. 보르시는 끔찍했어. 간판 때문에 다녔지. 문 위의 「모스크바」라는 글자. 네 판지처럼.</w:t>
-      </w:r>
-    </w:p>
-    <w:p>
-      <w:pPr>
-        <w:pStyle w:val="BodyText"/>
-      </w:pPr>
-      <w:r>
-        <w:t xml:space="preserve">알렉세이: 그럼 안 끔찍한 데로 가자.</w:t>
-      </w:r>
-    </w:p>
-    <w:p>
-      <w:pPr>
-        <w:pStyle w:val="BodyText"/>
-      </w:pPr>
-      <w:r>
-        <w:t xml:space="preserve">도윤: 가자. 포장마차. 소주. 오늘 넌 대표가 아니고, 난 통역사가 아니야. 오늘은 — 그냥 천막 아래 두 사람.</w:t>
+        <w:t xml:space="preserve">알렉세이: 그래서, 남들처럼 안 되는 데 성공했어?</w:t>
+      </w:r>
+    </w:p>
+    <w:p>
+      <w:pPr>
+        <w:pStyle w:val="BodyText"/>
+      </w:pPr>
+      <w:r>
+        <w:t xml:space="preserve">도윤: 성공했지, 너무 성공했어. 이제 난 「판지」라는 단어를 「법」이라는 뜻으로 아는 유일한 한국인이야.</w:t>
+      </w:r>
+    </w:p>
+    <w:p>
+      <w:pPr>
+        <w:pStyle w:val="BodyText"/>
+      </w:pPr>
+      <w:r>
+        <w:t xml:space="preserve">알렉세이: 저게 네가 얘기하던 그 벤치야?</w:t>
+      </w:r>
+    </w:p>
+    <w:p>
+      <w:pPr>
+        <w:pStyle w:val="BodyText"/>
+      </w:pPr>
+      <w:r>
+        <w:t xml:space="preserve">도윤: 바로 그 벤치. 여기서 푸시킨을 외웠어: 「나는 그대를 사랑했소: 사랑은 아직, 어쩌면…」 반년 동안, 매일 저녁, 소리 내서, 경비 아저씨가 웃기 시작할 때까지. 그런데 내가 그걸 외우게 만든 여자는 시를 한 편도, 한국 시조차 모르는 경제학과 남자랑 결혼했어.</w:t>
+      </w:r>
+    </w:p>
+    <w:p>
+      <w:pPr>
+        <w:pStyle w:val="BodyText"/>
+      </w:pPr>
+      <w:r>
+        <w:t xml:space="preserve">알렉세이: 결국 경제학자가 이긴 거네?</w:t>
+      </w:r>
+    </w:p>
+    <w:p>
+      <w:pPr>
+        <w:pStyle w:val="BodyText"/>
+      </w:pPr>
+      <w:r>
+        <w:t xml:space="preserve">도윤: 경제학자가 이겼고, 푸시킨은 나한테 남았지. 알고 보니 푸시킨이 더 믿을 만했어.</w:t>
+      </w:r>
+    </w:p>
+    <w:p>
+      <w:pPr>
+        <w:pStyle w:val="BodyText"/>
+      </w:pPr>
+      <w:r>
+        <w:t xml:space="preserve">알렉세이: 지금 휴대폰 가게 있는 저 자리엔 뭐가 있었어?</w:t>
+      </w:r>
+    </w:p>
+    <w:p>
+      <w:pPr>
+        <w:pStyle w:val="BodyText"/>
+      </w:pPr>
+      <w:r>
+        <w:t xml:space="preserve">도윤: 카페 「모스크바」가 있었어: 라면하고 봉지 보르시. 주인은 부산 사람인데 모스크바엔 한 번도 안 가 봤고. 2012년에 문 닫았어.</w:t>
+      </w:r>
+    </w:p>
+    <w:p>
+      <w:pPr>
+        <w:pStyle w:val="BodyText"/>
+      </w:pPr>
+      <w:r>
+        <w:t xml:space="preserve">알렉세이: 아쉽다, 부산식 보르시 꼭 먹어 보고 싶었는데.</w:t>
+      </w:r>
+    </w:p>
+    <w:p>
+      <w:pPr>
+        <w:pStyle w:val="BodyText"/>
+      </w:pPr>
+      <w:r>
+        <w:t xml:space="preserve">도윤: 안 아쉬워, 보르시는 정말 끔찍했어. 학생들도 다 못 먹었을 정도로. 간판 때문에, 문 위의 「모스크바」라는 글자 때문에 다녔지. 창가에 앉아서 그 글자를 보며 언젠가 진짜 모스크바를 보겠다고 생각했어. 네 판지처럼.</w:t>
+      </w:r>
+    </w:p>
+    <w:p>
+      <w:pPr>
+        <w:pStyle w:val="BodyText"/>
+      </w:pPr>
+      <w:r>
+        <w:t xml:space="preserve">알렉세이: 그럼 덜 끔찍하게 먹이는 데로 가자.</w:t>
+      </w:r>
+    </w:p>
+    <w:p>
+      <w:pPr>
+        <w:pStyle w:val="BodyText"/>
+      </w:pPr>
+      <w:r>
+        <w:t xml:space="preserve">도윤: 포장마차로 가자, 소주 마시러. 오늘 넌 대표가 아니고, 난 통역사가 아니야. 오늘 우리는 그냥 천막 아래 두 사람이야.</w:t>
       </w:r>
     </w:p>
     <w:bookmarkEnd w:id="33"/>
@@ -4178,71 +4178,71 @@
         <w:pStyle w:val="FirstParagraph"/>
       </w:pPr>
       <w:r>
-        <w:t xml:space="preserve">알렉세이: 소주. 어떻게 마셔? 가르쳐 줘. 망신당하기 싫어.</w:t>
-      </w:r>
-    </w:p>
-    <w:p>
-      <w:pPr>
-        <w:pStyle w:val="BodyText"/>
-      </w:pPr>
-      <w:r>
-        <w:t xml:space="preserve">도윤: 첫 잔은 — 원샷. 규칙이야. 두 번째는 — 반만 마셔도 돼. 세 번째는 — 마음대로.</w:t>
-      </w:r>
-    </w:p>
-    <w:p>
-      <w:pPr>
-        <w:pStyle w:val="BodyText"/>
-      </w:pPr>
-      <w:r>
-        <w:t xml:space="preserve">알렉세이: 네 번째는?</w:t>
-      </w:r>
-    </w:p>
-    <w:p>
-      <w:pPr>
-        <w:pStyle w:val="BodyText"/>
-      </w:pPr>
-      <w:r>
-        <w:t xml:space="preserve">도윤: 네 번째는 없어. 소희 씨가 그랬지: 「도윤은 많이 마신다」. 오늘 틀렸다는 걸 증명할 거야.</w:t>
-      </w:r>
-    </w:p>
-    <w:p>
-      <w:pPr>
-        <w:pStyle w:val="BodyText"/>
-      </w:pPr>
-      <w:r>
-        <w:t xml:space="preserve">알렉세이: 뭘 위해 마셔?</w:t>
-      </w:r>
-    </w:p>
-    <w:p>
-      <w:pPr>
-        <w:pStyle w:val="BodyText"/>
-      </w:pPr>
-      <w:r>
-        <w:t xml:space="preserve">도윤: 4월을 위해. 서울 박람회. 네가 냅킨을 들고 부스에 왔지. 거기엔 — 가격. 연필로.</w:t>
-      </w:r>
-    </w:p>
-    <w:p>
-      <w:pPr>
-        <w:pStyle w:val="BodyText"/>
-      </w:pPr>
-      <w:r>
-        <w:t xml:space="preserve">알렉세이: 냅킨. 주사기당 9천. 이리나가 나중에 세 번 검증했지.</w:t>
-      </w:r>
-    </w:p>
-    <w:p>
-      <w:pPr>
-        <w:pStyle w:val="BodyText"/>
-      </w:pPr>
-      <w:r>
-        <w:t xml:space="preserve">도윤: 난 생각했지: 미친 러시아 사람. 회사도 없이, 돈도 없이, 냅킨 한 장 들고. 한국에서 제일 신중한 대표님한테 왔어.</w:t>
-      </w:r>
-    </w:p>
-    <w:p>
-      <w:pPr>
-        <w:pStyle w:val="BodyText"/>
-      </w:pPr>
-      <w:r>
-        <w:t xml:space="preserve">알렉세이: 대표님은 뭐라고 하셨는데?</w:t>
+        <w:t xml:space="preserve">알렉세이: 소주. 제대로는 어떻게 마셔? 가르쳐 줘, 망신당하기 싫어.</w:t>
+      </w:r>
+    </w:p>
+    <w:p>
+      <w:pPr>
+        <w:pStyle w:val="BodyText"/>
+      </w:pPr>
+      <w:r>
+        <w:t xml:space="preserve">도윤: 첫 잔은 원샷, 그게 규칙이야. 두 번째는 반만 마셔도 되고, 세 번째는 마음대로.</w:t>
+      </w:r>
+    </w:p>
+    <w:p>
+      <w:pPr>
+        <w:pStyle w:val="BodyText"/>
+      </w:pPr>
+      <w:r>
+        <w:t xml:space="preserve">알렉세이: 네 번째는? 그것도 규칙이 있어?</w:t>
+      </w:r>
+    </w:p>
+    <w:p>
+      <w:pPr>
+        <w:pStyle w:val="BodyText"/>
+      </w:pPr>
+      <w:r>
+        <w:t xml:space="preserve">도윤: 네 번째는 없을 거야. 소희 씨가 「도윤은 많이 마신다」고 했잖아. 오늘 틀렸다는 걸 증명할 거야.</w:t>
+      </w:r>
+    </w:p>
+    <w:p>
+      <w:pPr>
+        <w:pStyle w:val="BodyText"/>
+      </w:pPr>
+      <w:r>
+        <w:t xml:space="preserve">알렉세이: 좋아, 규칙은 알겠어. 그럼 첫 잔은 뭘 위해 마셔?</w:t>
+      </w:r>
+    </w:p>
+    <w:p>
+      <w:pPr>
+        <w:pStyle w:val="BodyText"/>
+      </w:pPr>
+      <w:r>
+        <w:t xml:space="preserve">도윤: 4월을 위해, 서울 박람회를 위해. 네가 연필로 가격을 적은 냅킨을 들고 부스에 왔었지.</w:t>
+      </w:r>
+    </w:p>
+    <w:p>
+      <w:pPr>
+        <w:pStyle w:val="BodyText"/>
+      </w:pPr>
+      <w:r>
+        <w:t xml:space="preserve">알렉세이: 냅킨, 주사기당 9천. 이리나가 나중에 그 숫자를 세 번 검증했지.</w:t>
+      </w:r>
+    </w:p>
+    <w:p>
+      <w:pPr>
+        <w:pStyle w:val="BodyText"/>
+      </w:pPr>
+      <w:r>
+        <w:t xml:space="preserve">도윤: 난 생각했어: 미친 러시아 사람, 회사도 돈도 없이 냅킨 한 장 들고 한국에서 제일 신중한 대표님한테 왔구나.</w:t>
+      </w:r>
+    </w:p>
+    <w:p>
+      <w:pPr>
+        <w:pStyle w:val="BodyText"/>
+      </w:pPr>
+      <w:r>
+        <w:t xml:space="preserve">알렉세이: 그때 대표님은 뭐라고 하셨어? 끝내 못 들었어.</w:t>
       </w:r>
     </w:p>
     <w:p>
@@ -4258,199 +4258,199 @@
         <w:pStyle w:val="BodyText"/>
       </w:pPr>
       <w:r>
-        <w:t xml:space="preserve">알렉세이: 나한테 거짓말한 거야? 첫날부터?</w:t>
-      </w:r>
-    </w:p>
-    <w:p>
-      <w:pPr>
-        <w:pStyle w:val="BodyText"/>
-      </w:pPr>
-      <w:r>
-        <w:t xml:space="preserve">도윤: 신중하게 통역한 거야. 거짓말이 아니라. 그게 — 직업이야. 8년 동안 신중하게 통역했어.</w:t>
-      </w:r>
-    </w:p>
-    <w:p>
-      <w:pPr>
-        <w:pStyle w:val="BodyText"/>
-      </w:pPr>
-      <w:r>
-        <w:t xml:space="preserve">알렉세이: 신중한 통역을 위해. 원샷.</w:t>
-      </w:r>
-    </w:p>
-    <w:p>
-      <w:pPr>
-        <w:pStyle w:val="BodyText"/>
-      </w:pPr>
-      <w:r>
-        <w:t xml:space="preserve">도윤: 원샷. 료샤, 솔직하게 말해도 돼? 오늘은 돼. 천막 아래니까.</w:t>
-      </w:r>
-    </w:p>
-    <w:p>
-      <w:pPr>
-        <w:pStyle w:val="BodyText"/>
-      </w:pPr>
-      <w:r>
-        <w:t xml:space="preserve">아주머니: 한 병 더, 총각들? 외국 양반은 안주 공짜. 마시는 게 웃기네.</w:t>
-      </w:r>
-    </w:p>
-    <w:p>
-      <w:pPr>
-        <w:pStyle w:val="BodyText"/>
-      </w:pPr>
-      <w:r>
-        <w:t xml:space="preserve">알렉세이: 돼. 다 돼.</w:t>
-      </w:r>
-    </w:p>
-    <w:p>
-      <w:pPr>
-        <w:pStyle w:val="BodyText"/>
-      </w:pPr>
-      <w:r>
-        <w:t xml:space="preserve">도윤: 넌 8년 동안 나한테 물었지: 「대표님이 뭐라셨어?」, 「최 상무는 어떻게 생각해?」, 「소희 씨는?」, 「이 단어 어떻게 옮겨야 기분 안 상해?」 난 답했어. 늘. 밤에도, 새벽 5시에도, 서울에서. 그런데 나 자신이 뭘 생각하는지는 — 넌 한 번도 안 물었어. 8년 동안 단 한 번도.</w:t>
-      </w:r>
-    </w:p>
-    <w:p>
-      <w:pPr>
-        <w:pStyle w:val="BodyText"/>
-      </w:pPr>
-      <w:r>
-        <w:t xml:space="preserve">알렉세이: 한 번도?</w:t>
-      </w:r>
-    </w:p>
-    <w:p>
-      <w:pPr>
-        <w:pStyle w:val="BodyText"/>
-      </w:pPr>
-      <w:r>
-        <w:t xml:space="preserve">도윤: 한 번도. 세어 봤어. 장례식의 보리스처럼. 나는 — 다리야. 다리한테는 안 물어봐. 다리는 건너가는 거지.</w:t>
-      </w:r>
-    </w:p>
-    <w:p>
-      <w:pPr>
-        <w:pStyle w:val="BodyText"/>
-      </w:pPr>
-      <w:r>
-        <w:t xml:space="preserve">알렉세이: 도윤… 미안해. 몰랐어.</w:t>
-      </w:r>
-    </w:p>
-    <w:p>
-      <w:pPr>
-        <w:pStyle w:val="BodyText"/>
-      </w:pPr>
-      <w:r>
-        <w:t xml:space="preserve">도윤: 아무도 몰라. 다리는 아무도 눈치 못 챌 때가 좋은 다리야. 눈치챘다면 — 삐걱거린다는 거고.</w:t>
-      </w:r>
-    </w:p>
-    <w:p>
-      <w:pPr>
-        <w:pStyle w:val="BodyText"/>
-      </w:pPr>
-      <w:r>
-        <w:t xml:space="preserve">알렉세이: 그럼 내가 물을게. 지금. 넌 어떻게 생각해? 볼코프, 매각, 전부.</w:t>
-      </w:r>
-    </w:p>
-    <w:p>
-      <w:pPr>
-        <w:pStyle w:val="BodyText"/>
-      </w:pPr>
-      <w:r>
-        <w:t xml:space="preserve">도윤: 나도 지쳤다고 생각해, 료샤. 이리나처럼. 다만 그걸 칠판에 쓸 수가 없어 — 나한텐 칠판이 없으니까. 8년 — 머릿속에 언어 두 개가 동시에. 밤엔 자막 달린 꿈을 꿔. 알아? 꿈에 — 자막이 있어. 엉터리 영화처럼.</w:t>
-      </w:r>
-    </w:p>
-    <w:p>
-      <w:pPr>
-        <w:pStyle w:val="BodyText"/>
-      </w:pPr>
-      <w:r>
-        <w:t xml:space="preserve">알렉세이: 자막은 무슨 언어야?</w:t>
-      </w:r>
-    </w:p>
-    <w:p>
-      <w:pPr>
-        <w:pStyle w:val="BodyText"/>
-      </w:pPr>
-      <w:r>
-        <w:t xml:space="preserve">도윤: 러시아어. 엄마가 나오는 꿈에서도. 엄마는 한국어로 말하는데 — 밑에 러시아어 자막. 웃기고 무서워.</w:t>
-      </w:r>
-    </w:p>
-    <w:p>
-      <w:pPr>
-        <w:pStyle w:val="BodyText"/>
-      </w:pPr>
-      <w:r>
-        <w:t xml:space="preserve">알렉세이: 왜 말 안 했어?</w:t>
-      </w:r>
-    </w:p>
-    <w:p>
-      <w:pPr>
-        <w:pStyle w:val="BodyText"/>
-      </w:pPr>
-      <w:r>
-        <w:t xml:space="preserve">도윤: 네가 「쉬어」라고 할 테니까. 그런데 난 쉬고 싶지 않아. 다른 걸 원해.</w:t>
-      </w:r>
-    </w:p>
-    <w:p>
-      <w:pPr>
-        <w:pStyle w:val="BodyText"/>
-      </w:pPr>
-      <w:r>
-        <w:t xml:space="preserve">알렉세이: 뭘?</w:t>
-      </w:r>
-    </w:p>
-    <w:p>
-      <w:pPr>
-        <w:pStyle w:val="BodyText"/>
-      </w:pPr>
-      <w:r>
-        <w:t xml:space="preserve">도윤: 모스크바에서 사는 거. 출장 말고. 집에서. 1년, 어쩌면 2년. 러시아어가 일이 아니라 삶이 되게.</w:t>
-      </w:r>
-    </w:p>
-    <w:p>
-      <w:pPr>
-        <w:pStyle w:val="BodyText"/>
-      </w:pPr>
-      <w:r>
-        <w:t xml:space="preserve">알렉세이: 모스크바에서. 진심이야?</w:t>
-      </w:r>
-    </w:p>
-    <w:p>
-      <w:pPr>
-        <w:pStyle w:val="BodyText"/>
-      </w:pPr>
-      <w:r>
-        <w:t xml:space="preserve">도윤: 진심이야. 마흔이고, 미혼이야. 엄마가 그래: 「넌 러시아어랑 결혼했다」. 엄마 말이 맞아.</w:t>
-      </w:r>
-    </w:p>
-    <w:p>
-      <w:pPr>
-        <w:pStyle w:val="BodyText"/>
-      </w:pPr>
-      <w:r>
-        <w:t xml:space="preserve">알렉세이: 대표님은? 보내 주실까?</w:t>
-      </w:r>
-    </w:p>
-    <w:p>
-      <w:pPr>
-        <w:pStyle w:val="BodyText"/>
-      </w:pPr>
-      <w:r>
-        <w:t xml:space="preserve">도윤: 대표님이 월요일에 물으셨어. 직접, 이유 없이, 복도에서, 새 공정동 옆에서. 「도윤, 모스크바에서 살고 싶나?」 난 「네」라고 했어. 바로, 생각도 안 하고 — 처음으로 생각 안 하고 대답했어. 이유는 말씀 안 하셨어. 그냥: 「좋다. 금요일까지 기다려라」.</w:t>
-      </w:r>
-    </w:p>
-    <w:p>
-      <w:pPr>
-        <w:pStyle w:val="BodyText"/>
-      </w:pPr>
-      <w:r>
-        <w:t xml:space="preserve">알렉세이: 금요일까지. 대표님 질문 때까지.</w:t>
-      </w:r>
-    </w:p>
-    <w:p>
-      <w:pPr>
-        <w:pStyle w:val="BodyText"/>
-      </w:pPr>
-      <w:r>
-        <w:t xml:space="preserve">도윤: 무슨 질문인지 몰라. 정말이야. 소희 씨는 알고, 난 몰라. 8년 만에 처음.</w:t>
+        <w:t xml:space="preserve">알렉세이: 잠깐, 나한테 거짓말한 거야? 만난 첫날부터?</w:t>
+      </w:r>
+    </w:p>
+    <w:p>
+      <w:pPr>
+        <w:pStyle w:val="BodyText"/>
+      </w:pPr>
+      <w:r>
+        <w:t xml:space="preserve">도윤: 신중하게 통역한 거야. 거짓말이 아니라. 그게 — 직업이야. 그렇게 8년째 통역하고 있어.</w:t>
+      </w:r>
+    </w:p>
+    <w:p>
+      <w:pPr>
+        <w:pStyle w:val="BodyText"/>
+      </w:pPr>
+      <w:r>
+        <w:t xml:space="preserve">알렉세이: 그럼 신중한 통역을 위해, 그리고 네가 그때 미친 러시아 사람을 겁내지 않은 걸 위해. 원샷.</w:t>
+      </w:r>
+    </w:p>
+    <w:p>
+      <w:pPr>
+        <w:pStyle w:val="BodyText"/>
+      </w:pPr>
+      <w:r>
+        <w:t xml:space="preserve">도윤: 원샷. 료샤, 솔직하게 말해도 돼? 오늘은 돼, 천막 아래니까.</w:t>
+      </w:r>
+    </w:p>
+    <w:p>
+      <w:pPr>
+        <w:pStyle w:val="BodyText"/>
+      </w:pPr>
+      <w:r>
+        <w:t xml:space="preserve">아주머니: 한 병 더, 총각들? 외국 양반은 안주 공짜야, 마시는 게 하도 웃겨서.</w:t>
+      </w:r>
+    </w:p>
+    <w:p>
+      <w:pPr>
+        <w:pStyle w:val="BodyText"/>
+      </w:pPr>
+      <w:r>
+        <w:t xml:space="preserve">알렉세이: 돼, 다 말해. 오늘은 뭐든 다 돼.</w:t>
+      </w:r>
+    </w:p>
+    <w:p>
+      <w:pPr>
+        <w:pStyle w:val="BodyText"/>
+      </w:pPr>
+      <w:r>
+        <w:t xml:space="preserve">도윤: 넌 8년 동안 나한테 물었지: 「대표님이 뭐라셨어?」, 「최 상무는 어떻게 생각해?」, 「소희 씨는?」, 「이 단어 어떻게 옮겨야 기분 안 상해?」 그리고 난 늘 답했어: 밤에도, 새벽 5시에도, 서울에서. 그런데 나 자신이 뭘 생각하는지는 넌 한 번도, 8년 동안 단 한 번도 안 물었어.</w:t>
+      </w:r>
+    </w:p>
+    <w:p>
+      <w:pPr>
+        <w:pStyle w:val="BodyText"/>
+      </w:pPr>
+      <w:r>
+        <w:t xml:space="preserve">알렉세이: 한 번도? 정말 한 번도 안 물었어?</w:t>
+      </w:r>
+    </w:p>
+    <w:p>
+      <w:pPr>
+        <w:pStyle w:val="BodyText"/>
+      </w:pPr>
+      <w:r>
+        <w:t xml:space="preserve">도윤: 한 번도. 장례식의 보리스처럼 세어 봤어. 나는 다리야. 다리한테는 안 물어봐. 다리는 건너가는 거지.</w:t>
+      </w:r>
+    </w:p>
+    <w:p>
+      <w:pPr>
+        <w:pStyle w:val="BodyText"/>
+      </w:pPr>
+      <w:r>
+        <w:t xml:space="preserve">알렉세이: 도윤… 미안해. 정말 몰랐어.</w:t>
+      </w:r>
+    </w:p>
+    <w:p>
+      <w:pPr>
+        <w:pStyle w:val="BodyText"/>
+      </w:pPr>
+      <w:r>
+        <w:t xml:space="preserve">도윤: 아무도 몰라. 다리는 아무도 눈치 못 챌 때가 좋은 다리고, 눈치챘다면 삐걱거린다는 거야.</w:t>
+      </w:r>
+    </w:p>
+    <w:p>
+      <w:pPr>
+        <w:pStyle w:val="BodyText"/>
+      </w:pPr>
+      <w:r>
+        <w:t xml:space="preserve">알렉세이: 그럼 지금 내가 물을게: 넌 어떻게 생각해? 볼코프, 매각, 전부에 대해서.</w:t>
+      </w:r>
+    </w:p>
+    <w:p>
+      <w:pPr>
+        <w:pStyle w:val="BodyText"/>
+      </w:pPr>
+      <w:r>
+        <w:t xml:space="preserve">도윤: 나도 지쳤다고 생각해, 료샤, 이리나처럼. 다만 그걸 칠판에 쓸 수가 없어, 나한텐 칠판이 없으니까. 8년 동안 머릿속에 언어 두 개가 동시에 있었고, 밤엔 자막 달린 꿈을 꿔. 알아? 꿈에 자막이 있어, 엉터리 영화처럼.</w:t>
+      </w:r>
+    </w:p>
+    <w:p>
+      <w:pPr>
+        <w:pStyle w:val="BodyText"/>
+      </w:pPr>
+      <w:r>
+        <w:t xml:space="preserve">알렉세이: 그 자막은 무슨 언어야?</w:t>
+      </w:r>
+    </w:p>
+    <w:p>
+      <w:pPr>
+        <w:pStyle w:val="BodyText"/>
+      </w:pPr>
+      <w:r>
+        <w:t xml:space="preserve">도윤: 러시아어. 엄마가 나오는 꿈에서도. 엄마는 한국어로 말하는데 밑에 러시아어 자막이 나와. 웃기면서 동시에 무서워.</w:t>
+      </w:r>
+    </w:p>
+    <w:p>
+      <w:pPr>
+        <w:pStyle w:val="BodyText"/>
+      </w:pPr>
+      <w:r>
+        <w:t xml:space="preserve">알렉세이: 왜 그 얘기를 나한테 한 번도 안 했어?</w:t>
+      </w:r>
+    </w:p>
+    <w:p>
+      <w:pPr>
+        <w:pStyle w:val="BodyText"/>
+      </w:pPr>
+      <w:r>
+        <w:t xml:space="preserve">도윤: 네가 「쉬어」라고 할 테니까. 그런데 난 쉬고 싶지 않아, 다른 걸 원해.</w:t>
+      </w:r>
+    </w:p>
+    <w:p>
+      <w:pPr>
+        <w:pStyle w:val="BodyText"/>
+      </w:pPr>
+      <w:r>
+        <w:t xml:space="preserve">알렉세이: 뭘 원하는데? 솔직하게 말해 봐.</w:t>
+      </w:r>
+    </w:p>
+    <w:p>
+      <w:pPr>
+        <w:pStyle w:val="BodyText"/>
+      </w:pPr>
+      <w:r>
+        <w:t xml:space="preserve">도윤: 모스크바에서 사는 거. 출장 말고, 내 집에서. 1년, 어쩌면 2년, 러시아어가 일이 아니라 삶이 되게.</w:t>
+      </w:r>
+    </w:p>
+    <w:p>
+      <w:pPr>
+        <w:pStyle w:val="BodyText"/>
+      </w:pPr>
+      <w:r>
+        <w:t xml:space="preserve">알렉세이: 모스크바에서? 진심이야, 소주 때문이 아니고?</w:t>
+      </w:r>
+    </w:p>
+    <w:p>
+      <w:pPr>
+        <w:pStyle w:val="BodyText"/>
+      </w:pPr>
+      <w:r>
+        <w:t xml:space="preserve">도윤: 진심이야. 마흔이고 미혼인데, 엄마가 그래: 「넌 러시아어랑 결혼했다」. 엄마 말이 맞아.</w:t>
+      </w:r>
+    </w:p>
+    <w:p>
+      <w:pPr>
+        <w:pStyle w:val="BodyText"/>
+      </w:pPr>
+      <w:r>
+        <w:t xml:space="preserve">알렉세이: 대표님은? 보내 주실 것 같아?</w:t>
+      </w:r>
+    </w:p>
+    <w:p>
+      <w:pPr>
+        <w:pStyle w:val="BodyText"/>
+      </w:pPr>
+      <w:r>
+        <w:t xml:space="preserve">도윤: 대표님이 월요일에 새 공정동 옆 복도에서 이유 없이 직접 물으셨어: 「도윤, 모스크바에서 살고 싶나?」 난 바로, 생각도 안 하고 「네」라고 했어. 처음으로 생각 안 하고 대답했지. 이유는 말씀 안 하시고 그냥: 「좋다. 금요일까지 기다려라」.</w:t>
+      </w:r>
+    </w:p>
+    <w:p>
+      <w:pPr>
+        <w:pStyle w:val="BodyText"/>
+      </w:pPr>
+      <w:r>
+        <w:t xml:space="preserve">알렉세이: 금요일까지, 그러니까 대표님 질문 때까지.</w:t>
+      </w:r>
+    </w:p>
+    <w:p>
+      <w:pPr>
+        <w:pStyle w:val="BodyText"/>
+      </w:pPr>
+      <w:r>
+        <w:t xml:space="preserve">도윤: 무슨 질문인지 몰라, 정말이야. 소희 씨는 알고 난 몰라. 8년 만에 처음으로 대표님이 통역사한테 뭔가를 숨기시는 거야.</w:t>
       </w:r>
     </w:p>
     <w:bookmarkEnd w:id="34"/>
@@ -4468,239 +4468,239 @@
         <w:pStyle w:val="FirstParagraph"/>
       </w:pPr>
       <w:r>
-        <w:t xml:space="preserve">알렉세이: 왜 강가에서 컵라면을 먹어?</w:t>
-      </w:r>
-    </w:p>
-    <w:p>
-      <w:pPr>
-        <w:pStyle w:val="BodyText"/>
-      </w:pPr>
-      <w:r>
-        <w:t xml:space="preserve">도윤: 한국 사람들은 슬프면서 좋을 때 이렇게 해. 편의점 뜨거운 물, 다리 풍경.</w:t>
-      </w:r>
-    </w:p>
-    <w:p>
-      <w:pPr>
-        <w:pStyle w:val="BodyText"/>
-      </w:pPr>
-      <w:r>
-        <w:t xml:space="preserve">알렉세이: 저건 무슨 다리야?</w:t>
-      </w:r>
-    </w:p>
-    <w:p>
-      <w:pPr>
-        <w:pStyle w:val="BodyText"/>
-      </w:pPr>
-      <w:r>
-        <w:t xml:space="preserve">도윤: 마포대교. 아버지랑 제일 긴 대화를 여기서 했어. 페테르부르크 가기 전에.</w:t>
-      </w:r>
-    </w:p>
-    <w:p>
-      <w:pPr>
-        <w:pStyle w:val="BodyText"/>
-      </w:pPr>
-      <w:r>
-        <w:t xml:space="preserve">알렉세이: 뭐라고 하셨어?</w:t>
-      </w:r>
-    </w:p>
-    <w:p>
-      <w:pPr>
-        <w:pStyle w:val="BodyText"/>
-      </w:pPr>
-      <w:r>
-        <w:t xml:space="preserve">도윤: 그러셨어: 「러시아 사람은 극단적인 사람들이다. 전부 아니면 전무. 그중에 약속을 지키는 사람을 하나 찾아라 — 그리고 할 수 있는 한 꽉 붙잡아라. 그런 사람이 있다. 드물지만 있다」. 찾았어. 박람회에서. 냅킨이랑 연필 들고. 그 사람은 내가 자길 찾고 있는 줄도 몰랐지.</w:t>
-      </w:r>
-    </w:p>
-    <w:p>
-      <w:pPr>
-        <w:pStyle w:val="BodyText"/>
-      </w:pPr>
-      <w:r>
-        <w:t xml:space="preserve">알렉세이: 아버지는… 살아 계셔?</w:t>
-      </w:r>
-    </w:p>
-    <w:p>
-      <w:pPr>
-        <w:pStyle w:val="BodyText"/>
-      </w:pPr>
-      <w:r>
-        <w:t xml:space="preserve">도윤: 아니. 6년 전에. 찾았다고 말씀드릴 새가 없었어. 난 모스크바에 있었어, 등록 때문에, 제일 힘든 달에. 올가 페트로브나가 제일 먼저 알아채셨어 — 내 얼굴을 보고 — 그 자리에서 장례식에 보내 주셨어. 아무한테도 말 안 하셨지. 너한테도. 내가 부탁했어.</w:t>
-      </w:r>
-    </w:p>
-    <w:p>
-      <w:pPr>
-        <w:pStyle w:val="BodyText"/>
-      </w:pPr>
-      <w:r>
-        <w:t xml:space="preserve">알렉세이: 기억나. 사흘 동안 갔었지. 일 때문인 줄 알았어.</w:t>
-      </w:r>
-    </w:p>
-    <w:p>
-      <w:pPr>
-        <w:pStyle w:val="BodyText"/>
-      </w:pPr>
-      <w:r>
-        <w:t xml:space="preserve">도윤: 아무한테도 말 안 했어. 다리는 삐걱거리지 않아.</w:t>
-      </w:r>
-    </w:p>
-    <w:p>
-      <w:pPr>
-        <w:pStyle w:val="BodyText"/>
-      </w:pPr>
-      <w:r>
-        <w:t xml:space="preserve">알렉세이: 도윤, 러시아어엔 「друг」라는 말이 있어. 너희는 — 「친구」. 같은 거야?</w:t>
-      </w:r>
-    </w:p>
-    <w:p>
-      <w:pPr>
-        <w:pStyle w:val="BodyText"/>
-      </w:pPr>
-      <w:r>
-        <w:t xml:space="preserve">도윤: 아니. 「친구」는 — 동갑만. 한 살이라도 많으면 — 「친구」가 아니야. 「형」이지. 형.</w:t>
-      </w:r>
-    </w:p>
-    <w:p>
-      <w:pPr>
-        <w:pStyle w:val="BodyText"/>
-      </w:pPr>
-      <w:r>
-        <w:t xml:space="preserve">알렉세이: 내가 너보다 한 살 많아.</w:t>
-      </w:r>
-    </w:p>
-    <w:p>
-      <w:pPr>
-        <w:pStyle w:val="BodyText"/>
-      </w:pPr>
-      <w:r>
-        <w:t xml:space="preserve">도윤: 1년 2개월. 세어 봤어. 그러니까 한국어로 넌 내 「친구」가 아니야. 넌 — 「형」이야.</w:t>
-      </w:r>
-    </w:p>
-    <w:p>
-      <w:pPr>
-        <w:pStyle w:val="BodyText"/>
-      </w:pPr>
-      <w:r>
-        <w:t xml:space="preserve">알렉세이: 러시아어로는?</w:t>
-      </w:r>
-    </w:p>
-    <w:p>
-      <w:pPr>
-        <w:pStyle w:val="BodyText"/>
-      </w:pPr>
-      <w:r>
-        <w:t xml:space="preserve">도윤: 러시아어로 넌 — 친구야. 그게 더 쉬워. 친구는 — 나이 상관없어. 베라 파블로브나도 내 친구셨어.</w:t>
-      </w:r>
-    </w:p>
-    <w:p>
-      <w:pPr>
-        <w:pStyle w:val="BodyText"/>
-      </w:pPr>
-      <w:r>
-        <w:t xml:space="preserve">알렉세이: 할머니가 널 그렇게 부르셨지. 「착한 아이. 다리」.</w:t>
-      </w:r>
-    </w:p>
-    <w:p>
-      <w:pPr>
-        <w:pStyle w:val="BodyText"/>
-      </w:pPr>
-      <w:r>
-        <w:t xml:space="preserve">도윤: 마흔에 「착한 아이」. 내 인생 최고의 칭찬이야.</w:t>
-      </w:r>
-    </w:p>
-    <w:p>
-      <w:pPr>
-        <w:pStyle w:val="BodyText"/>
-      </w:pPr>
-      <w:r>
-        <w:t xml:space="preserve">알렉세이: 지금이라도 그렇게 부르셨을 거야.</w:t>
-      </w:r>
-    </w:p>
-    <w:p>
-      <w:pPr>
-        <w:pStyle w:val="BodyText"/>
-      </w:pPr>
-      <w:r>
-        <w:t xml:space="preserve">도윤: 그러셨겠지. 그리고 덧붙이셨겠지: 「라면 먹어라, 식는다」.</w:t>
-      </w:r>
-    </w:p>
-    <w:p>
-      <w:pPr>
-        <w:pStyle w:val="BodyText"/>
-      </w:pPr>
-      <w:r>
-        <w:t xml:space="preserve">알렉세이: 한 문장만 가르쳐 줘. 한국어로. 제대로 말할 수 있게. 「믿습니다」 말고. 다른 거.</w:t>
-      </w:r>
-    </w:p>
-    <w:p>
-      <w:pPr>
-        <w:pStyle w:val="BodyText"/>
-      </w:pPr>
-      <w:r>
-        <w:t xml:space="preserve">도윤: 어떤 거?</w:t>
-      </w:r>
-    </w:p>
-    <w:p>
-      <w:pPr>
-        <w:pStyle w:val="BodyText"/>
-      </w:pPr>
-      <w:r>
-        <w:t xml:space="preserve">알렉세이: 네가 내 친구라는 거. 네가 어려도. 한국어로, 하지만 러시아식으로.</w:t>
-      </w:r>
-    </w:p>
-    <w:p>
-      <w:pPr>
-        <w:pStyle w:val="BodyText"/>
-      </w:pPr>
-      <w:r>
-        <w:t xml:space="preserve">도윤: 한국어로, 하지만 러시아식으로… 좋아. 그럼 이렇게: 「도윤아, 넌 내 친구야」. 뜻은: 「도윤, 너는 내 친구다」. 형은 동생한테 이렇게 말할 수 있어. 반대로는 — 안 되지, 난 너한테 이렇게 말 못 해. 넌 — 돼. 허락할게. 평생 한 번. 음, 두 번쯤.</w:t>
-      </w:r>
-    </w:p>
-    <w:p>
-      <w:pPr>
-        <w:pStyle w:val="BodyText"/>
-      </w:pPr>
-      <w:r>
-        <w:t xml:space="preserve">알렉세이: 도윤아… 넌 내… 친구야.</w:t>
-      </w:r>
-    </w:p>
-    <w:p>
-      <w:pPr>
-        <w:pStyle w:val="BodyText"/>
-      </w:pPr>
-      <w:r>
-        <w:t xml:space="preserve">도윤: 「친구」. 「진구」 말고. 숨을 내쉬면서. 뜨거운 라면을 부는 것처럼.</w:t>
-      </w:r>
-    </w:p>
-    <w:p>
-      <w:pPr>
-        <w:pStyle w:val="BodyText"/>
-      </w:pPr>
-      <w:r>
-        <w:t xml:space="preserve">알렉세이: 도윤아. 넌 내 친구야.</w:t>
-      </w:r>
-    </w:p>
-    <w:p>
-      <w:pPr>
-        <w:pStyle w:val="BodyText"/>
-      </w:pPr>
-      <w:r>
-        <w:t xml:space="preserve">도윤: 그래. 거의 억양 없이. 음… 억양 있게. 툴라 억양으로.</w:t>
-      </w:r>
-    </w:p>
-    <w:p>
-      <w:pPr>
-        <w:pStyle w:val="BodyText"/>
-      </w:pPr>
-      <w:r>
-        <w:t xml:space="preserve">알렉세이: 별로야?</w:t>
-      </w:r>
-    </w:p>
-    <w:p>
-      <w:pPr>
-        <w:pStyle w:val="BodyText"/>
-      </w:pPr>
-      <w:r>
-        <w:t xml:space="preserve">도윤: 좋아. 푸시킨보다 나아. 푸시킨은 남의 말을 외웠지. 넌 네 말을 했어.</w:t>
+        <w:t xml:space="preserve">알렉세이: 그런데 왜 강가에서 컵라면을 먹어?</w:t>
+      </w:r>
+    </w:p>
+    <w:p>
+      <w:pPr>
+        <w:pStyle w:val="BodyText"/>
+      </w:pPr>
+      <w:r>
+        <w:t xml:space="preserve">도윤: 한국 사람들은 슬프면서 좋을 때 이렇게 해: 편의점 뜨거운 물, 그리고 다리 풍경.</w:t>
+      </w:r>
+    </w:p>
+    <w:p>
+      <w:pPr>
+        <w:pStyle w:val="BodyText"/>
+      </w:pPr>
+      <w:r>
+        <w:t xml:space="preserve">알렉세이: 저 앞에 저렇게 길고 불빛 가득한 다리는 뭐야?</w:t>
+      </w:r>
+    </w:p>
+    <w:p>
+      <w:pPr>
+        <w:pStyle w:val="BodyText"/>
+      </w:pPr>
+      <w:r>
+        <w:t xml:space="preserve">도윤: 마포대교. 페테르부르크로 떠나기 전에 아버지랑 제일 긴 대화를 여기서 했어.</w:t>
+      </w:r>
+    </w:p>
+    <w:p>
+      <w:pPr>
+        <w:pStyle w:val="BodyText"/>
+      </w:pPr>
+      <w:r>
+        <w:t xml:space="preserve">알렉세이: 그때 아버지가 뭐라고 하셨어?</w:t>
+      </w:r>
+    </w:p>
+    <w:p>
+      <w:pPr>
+        <w:pStyle w:val="BodyText"/>
+      </w:pPr>
+      <w:r>
+        <w:t xml:space="preserve">도윤: 그러셨어: 「러시아 사람은 극단적인 사람들이다. 전부 아니면 전무. 그중에 약속을 지키는 사람을 하나 찾아라 — 그리고 할 수 있는 한 꽉 붙잡아라. 그런 사람이 있다. 드물지만 있다」. 그리고 찾았어, 박람회에서, 냅킨이랑 연필 든 사람을. 그 사람은 내가 자길 찾고 있는 줄도 몰랐지.</w:t>
+      </w:r>
+    </w:p>
+    <w:p>
+      <w:pPr>
+        <w:pStyle w:val="BodyText"/>
+      </w:pPr>
+      <w:r>
+        <w:t xml:space="preserve">알렉세이: 아버지는… 지금 살아 계셔?</w:t>
+      </w:r>
+    </w:p>
+    <w:p>
+      <w:pPr>
+        <w:pStyle w:val="BodyText"/>
+      </w:pPr>
+      <w:r>
+        <w:t xml:space="preserve">도윤: 아니, 6년 전에 돌아가셨어. 찾았다고 말씀드릴 새가 없었어. 난 모스크바에서 제일 힘든 달에 등록 일을 하고 있었는데, 올가 페트로브나가 내 얼굴을 보고 제일 먼저 알아채셨고, 그 자리에서 장례식에 보내 주셨어. 아무한테도, 너한테도 말 안 하셨어. 내가 부탁했으니까.</w:t>
+      </w:r>
+    </w:p>
+    <w:p>
+      <w:pPr>
+        <w:pStyle w:val="BodyText"/>
+      </w:pPr>
+      <w:r>
+        <w:t xml:space="preserve">알렉세이: 기억나, 사흘 동안 갔었지. 난 일 때문인 줄 알았어.</w:t>
+      </w:r>
+    </w:p>
+    <w:p>
+      <w:pPr>
+        <w:pStyle w:val="BodyText"/>
+      </w:pPr>
+      <w:r>
+        <w:t xml:space="preserve">도윤: 아무한테도 말 안 했어, 다리는 삐걱거리지 않으니까.</w:t>
+      </w:r>
+    </w:p>
+    <w:p>
+      <w:pPr>
+        <w:pStyle w:val="BodyText"/>
+      </w:pPr>
+      <w:r>
+        <w:t xml:space="preserve">알렉세이: 도윤, 러시아어엔 「друг」라는 말이 있고, 너희는 「친구」라고 하지. 같은 거야?</w:t>
+      </w:r>
+    </w:p>
+    <w:p>
+      <w:pPr>
+        <w:pStyle w:val="BodyText"/>
+      </w:pPr>
+      <w:r>
+        <w:t xml:space="preserve">도윤: 아니. 「친구」는 동갑만이야. 한 살이라도 많으면 「친구」가 아니라 「형」이지, 형.</w:t>
+      </w:r>
+    </w:p>
+    <w:p>
+      <w:pPr>
+        <w:pStyle w:val="BodyText"/>
+      </w:pPr>
+      <w:r>
+        <w:t xml:space="preserve">알렉세이: 그런데 내가 너보다 한 살 많잖아.</w:t>
+      </w:r>
+    </w:p>
+    <w:p>
+      <w:pPr>
+        <w:pStyle w:val="BodyText"/>
+      </w:pPr>
+      <w:r>
+        <w:t xml:space="preserve">도윤: 1년 2개월, 세어 봤어. 그러니까 한국어로 넌 내 「친구」가 아니라 「형」이야.</w:t>
+      </w:r>
+    </w:p>
+    <w:p>
+      <w:pPr>
+        <w:pStyle w:val="BodyText"/>
+      </w:pPr>
+      <w:r>
+        <w:t xml:space="preserve">알렉세이: 그럼 러시아어로는 내가 너한테 뭐야?</w:t>
+      </w:r>
+    </w:p>
+    <w:p>
+      <w:pPr>
+        <w:pStyle w:val="BodyText"/>
+      </w:pPr>
+      <w:r>
+        <w:t xml:space="preserve">도윤: 러시아어로 넌 친구야. 그게 더 쉬워, 친구는 나이 상관없으니까. 베라 파블로브나도 내 친구셨어.</w:t>
+      </w:r>
+    </w:p>
+    <w:p>
+      <w:pPr>
+        <w:pStyle w:val="BodyText"/>
+      </w:pPr>
+      <w:r>
+        <w:t xml:space="preserve">알렉세이: 할머니가 널 그렇게 부르셨지: 「착한 아이. 다리」.</w:t>
+      </w:r>
+    </w:p>
+    <w:p>
+      <w:pPr>
+        <w:pStyle w:val="BodyText"/>
+      </w:pPr>
+      <w:r>
+        <w:t xml:space="preserve">도윤: 마흔에 「착한 아이」. 정말이지 내 인생 최고의 칭찬이야.</w:t>
+      </w:r>
+    </w:p>
+    <w:p>
+      <w:pPr>
+        <w:pStyle w:val="BodyText"/>
+      </w:pPr>
+      <w:r>
+        <w:t xml:space="preserve">알렉세이: 지금이라도 그렇게 부르셨을 거야, 확실해.</w:t>
+      </w:r>
+    </w:p>
+    <w:p>
+      <w:pPr>
+        <w:pStyle w:val="BodyText"/>
+      </w:pPr>
+      <w:r>
+        <w:t xml:space="preserve">도윤: 그러셨겠지. 그리고 그 엄한 목소리로 꼭 덧붙이셨겠지: 「라면 먹어라, 식는다」.</w:t>
+      </w:r>
+    </w:p>
+    <w:p>
+      <w:pPr>
+        <w:pStyle w:val="BodyText"/>
+      </w:pPr>
+      <w:r>
+        <w:t xml:space="preserve">알렉세이: 한국어로 한 문장만 가르쳐 줘, 제대로 말할 수 있게. 「믿습니다」 말고, 다른 거.</w:t>
+      </w:r>
+    </w:p>
+    <w:p>
+      <w:pPr>
+        <w:pStyle w:val="BodyText"/>
+      </w:pPr>
+      <w:r>
+        <w:t xml:space="preserve">도윤: 정확히 어떤 문장을 말하고 싶은데?</w:t>
+      </w:r>
+    </w:p>
+    <w:p>
+      <w:pPr>
+        <w:pStyle w:val="BodyText"/>
+      </w:pPr>
+      <w:r>
+        <w:t xml:space="preserve">알렉세이: 네가 내 친구라는 거, 네가 어려도. 한국어로, 하지만 러시아식으로.</w:t>
+      </w:r>
+    </w:p>
+    <w:p>
+      <w:pPr>
+        <w:pStyle w:val="BodyText"/>
+      </w:pPr>
+      <w:r>
+        <w:t xml:space="preserve">도윤: 한국어로, 하지만 러시아식으로… 좋아, 그럼 이렇게: 「도윤아, 넌 내 친구야」. 뜻은: 「도윤, 너는 내 친구다」. 형은 동생한테 이렇게 말할 수 있지만, 반대로는 안 돼, 난 너한테 이렇게 말 못 해. 넌 돼, 허락할게, 평생 한 번. 음, 두 번쯤.</w:t>
+      </w:r>
+    </w:p>
+    <w:p>
+      <w:pPr>
+        <w:pStyle w:val="BodyText"/>
+      </w:pPr>
+      <w:r>
+        <w:t xml:space="preserve">알렉세이: 도윤아… 넌 내… 친구야. 이렇게 하는 거 맞아?</w:t>
+      </w:r>
+    </w:p>
+    <w:p>
+      <w:pPr>
+        <w:pStyle w:val="BodyText"/>
+      </w:pPr>
+      <w:r>
+        <w:t xml:space="preserve">도윤: 「진구」 말고 「친구」. 숨을 내쉬면서, 뜨거운 라면을 부는 것처럼.</w:t>
+      </w:r>
+    </w:p>
+    <w:p>
+      <w:pPr>
+        <w:pStyle w:val="BodyText"/>
+      </w:pPr>
+      <w:r>
+        <w:t xml:space="preserve">알렉세이: 도윤아. 넌 내 친구야. 이번엔 좀 나아?</w:t>
+      </w:r>
+    </w:p>
+    <w:p>
+      <w:pPr>
+        <w:pStyle w:val="BodyText"/>
+      </w:pPr>
+      <w:r>
+        <w:t xml:space="preserve">도윤: 그래, 거의 억양 없이. 음… 억양 있게, 툴라 억양으로.</w:t>
+      </w:r>
+    </w:p>
+    <w:p>
+      <w:pPr>
+        <w:pStyle w:val="BodyText"/>
+      </w:pPr>
+      <w:r>
+        <w:t xml:space="preserve">알렉세이: 툴라 억양이면 별로야? 좀 더 연습해야 할까?</w:t>
+      </w:r>
+    </w:p>
+    <w:p>
+      <w:pPr>
+        <w:pStyle w:val="BodyText"/>
+      </w:pPr>
+      <w:r>
+        <w:t xml:space="preserve">도윤: 좋아, 푸시킨보다 나아. 푸시킨은 남의 말을 외웠지. 넌 네 말을 했어.</w:t>
       </w:r>
     </w:p>
     <w:bookmarkEnd w:id="35"/>
@@ -4718,39 +4718,39 @@
         <w:pStyle w:val="FirstParagraph"/>
       </w:pPr>
       <w:r>
-        <w:t xml:space="preserve">알렉세이: 다리로 가자. 다리 위에 다리랑 서 있고 싶어.</w:t>
-      </w:r>
-    </w:p>
-    <w:p>
-      <w:pPr>
-        <w:pStyle w:val="BodyText"/>
-      </w:pPr>
-      <w:r>
-        <w:t xml:space="preserve">도윤: 그거 말장난이야? 러시아어로는 웃겨?</w:t>
-      </w:r>
-    </w:p>
-    <w:p>
-      <w:pPr>
-        <w:pStyle w:val="BodyText"/>
-      </w:pPr>
-      <w:r>
-        <w:t xml:space="preserve">알렉세이: 조금. 한국어로는?</w:t>
-      </w:r>
-    </w:p>
-    <w:p>
-      <w:pPr>
-        <w:pStyle w:val="BodyText"/>
-      </w:pPr>
-      <w:r>
-        <w:t xml:space="preserve">도윤: 한국어로는 — 슬퍼. 다리 위의 다리는 — 갈 데가 없는 사람이야.</w:t>
-      </w:r>
-    </w:p>
-    <w:p>
-      <w:pPr>
-        <w:pStyle w:val="BodyText"/>
-      </w:pPr>
-      <w:r>
-        <w:t xml:space="preserve">알렉세이: 넌 갈 데가 있어. 모스크바. 약속할게.</w:t>
+        <w:t xml:space="preserve">알렉세이: 다리로 가자. 다리 위에 다리랑 같이 서 있고 싶어.</w:t>
+      </w:r>
+    </w:p>
+    <w:p>
+      <w:pPr>
+        <w:pStyle w:val="BodyText"/>
+      </w:pPr>
+      <w:r>
+        <w:t xml:space="preserve">도윤: 그거 말장난이야? 러시아어로는 웃기게 들려?</w:t>
+      </w:r>
+    </w:p>
+    <w:p>
+      <w:pPr>
+        <w:pStyle w:val="BodyText"/>
+      </w:pPr>
+      <w:r>
+        <w:t xml:space="preserve">알렉세이: 조금 웃겨. 한국어로는 어떻게 들려?</w:t>
+      </w:r>
+    </w:p>
+    <w:p>
+      <w:pPr>
+        <w:pStyle w:val="BodyText"/>
+      </w:pPr>
+      <w:r>
+        <w:t xml:space="preserve">도윤: 한국어로는 슬퍼. 다리 위의 다리는 갈 데가 없는 사람이야.</w:t>
+      </w:r>
+    </w:p>
+    <w:p>
+      <w:pPr>
+        <w:pStyle w:val="BodyText"/>
+      </w:pPr>
+      <w:r>
+        <w:t xml:space="preserve">알렉세이: 넌 갈 데가 있어: 모스크바. 약속할게.</w:t>
       </w:r>
     </w:p>
     <w:p>
@@ -4766,7 +4766,7 @@
         <w:pStyle w:val="BodyText"/>
       </w:pPr>
       <w:r>
-        <w:t xml:space="preserve">알렉세이: 좋아. 약속 안 해. 할게. 파벨레츠카야 근처 집, 사무실 옆, 기차역이 보이는. 아니면 네가 원하는 데 — 페테르부르크면 바실리옙스키섬. 1년. 2년. 자막이 사라질 때까지. 이건 일의 일부가 아니야. 우정의 일부야.</w:t>
+        <w:t xml:space="preserve">알렉세이: 좋아, 약속 안 하고 할게. 파벨레츠카야 근처, 사무실 옆, 기차역이 보이는 집. 아니면 네가 원하는 데, 페테르부르크면 바실리옙스키섬. 1년, 2년, 자막이 사라질 때까지. 이건 일의 일부가 아니라 우정의 일부야.</w:t>
       </w:r>
     </w:p>
     <w:p>
@@ -4782,135 +4782,135 @@
         <w:pStyle w:val="BodyText"/>
       </w:pPr>
       <w:r>
-        <w:t xml:space="preserve">알렉세이: 가. 네 모스크바는 — 거래의 일부가 아니야. 우리 둘 사이의 일이야. 천막 아래의.</w:t>
-      </w:r>
-    </w:p>
-    <w:p>
-      <w:pPr>
-        <w:pStyle w:val="BodyText"/>
-      </w:pPr>
-      <w:r>
-        <w:t xml:space="preserve">도윤: 좋아. 그럼 하나만. 다리로서가 아니라. 「친구」로서, 네가 「형」이긴 해도.</w:t>
-      </w:r>
-    </w:p>
-    <w:p>
-      <w:pPr>
-        <w:pStyle w:val="BodyText"/>
-      </w:pPr>
-      <w:r>
-        <w:t xml:space="preserve">알렉세이: 말해.</w:t>
-      </w:r>
-    </w:p>
-    <w:p>
-      <w:pPr>
-        <w:pStyle w:val="BodyText"/>
-      </w:pPr>
-      <w:r>
-        <w:t xml:space="preserve">도윤: 넌 6월에 할머니 곁에서 나흘 밤을 새웠어. 9월엔 — 백 명, 볼코프, 보리스. 10월엔 — 이리나가 지쳤고, 넌 나한테 날아와. 넌 늘 남을 붙잡고 있어. 다리처럼. 그럼 너는 누가 붙잡아 줘?</w:t>
-      </w:r>
-    </w:p>
-    <w:p>
-      <w:pPr>
-        <w:pStyle w:val="BodyText"/>
-      </w:pPr>
-      <w:r>
-        <w:t xml:space="preserve">알렉세이: 할머니도 똑같이 물으셨어. 병원에서. 똑같은 말로.</w:t>
-      </w:r>
-    </w:p>
-    <w:p>
-      <w:pPr>
-        <w:pStyle w:val="BodyText"/>
-      </w:pPr>
-      <w:r>
-        <w:t xml:space="preserve">도윤: 그럼 맞는 질문이네. 두 사람이 물었으면 — 맞는 거야.</w:t>
-      </w:r>
-    </w:p>
-    <w:p>
-      <w:pPr>
-        <w:pStyle w:val="BodyText"/>
-      </w:pPr>
-      <w:r>
-        <w:t xml:space="preserve">알렉세이: 모르겠어. 올가. 이리나. 너.</w:t>
-      </w:r>
-    </w:p>
-    <w:p>
-      <w:pPr>
-        <w:pStyle w:val="BodyText"/>
-      </w:pPr>
-      <w:r>
-        <w:t xml:space="preserve">도윤: 올가는 서류를 붙잡지. 이리나는 돈을. 난 말을. 리타는 로트를. 그런데 너 자신은 — 아무도 안 붙잡아, 료샤. 절차 하나 없이. 그러니까 금요일엔 「모스트」만이 아니라. 너 자신에 대해서도 정해야 해. 내가 지어낸 게 아니야. 네 벽에 쓰여 있잖아.</w:t>
-      </w:r>
-    </w:p>
-    <w:p>
-      <w:pPr>
-        <w:pStyle w:val="BodyText"/>
-      </w:pPr>
-      <w:r>
-        <w:t xml:space="preserve">알렉세이: 「Себе — тоже」. 판지 아래에 쓰여 있지. 내 손으로.</w:t>
-      </w:r>
-    </w:p>
-    <w:p>
-      <w:pPr>
-        <w:pStyle w:val="BodyText"/>
-      </w:pPr>
-      <w:r>
-        <w:t xml:space="preserve">도윤: 알아. 사진 봤어. 키릴이 보내 줬어. 비뚤더라.</w:t>
-      </w:r>
-    </w:p>
-    <w:p>
-      <w:pPr>
-        <w:pStyle w:val="BodyText"/>
-      </w:pPr>
-      <w:r>
-        <w:t xml:space="preserve">알렉세이: 비뚤지. 할머니가 비뚤어서 좋다고 하셨어.</w:t>
-      </w:r>
-    </w:p>
-    <w:p>
-      <w:pPr>
-        <w:pStyle w:val="BodyText"/>
-      </w:pPr>
-      <w:r>
-        <w:t xml:space="preserve">도윤: 그럼 금요일에 대표님이 질문하시면 — 비뚤게 생각해. 대표로서가 아니라. 글씨가 비뚠 사람으로서.</w:t>
-      </w:r>
-    </w:p>
-    <w:p>
-      <w:pPr>
-        <w:pStyle w:val="BodyText"/>
-      </w:pPr>
-      <w:r>
-        <w:t xml:space="preserve">알렉세이: 그거 조언이야?</w:t>
-      </w:r>
-    </w:p>
-    <w:p>
-      <w:pPr>
-        <w:pStyle w:val="BodyText"/>
-      </w:pPr>
-      <w:r>
-        <w:t xml:space="preserve">도윤: 아니. 이야기야. 대표님한테 배우는 중이야. 15년째.</w:t>
-      </w:r>
-    </w:p>
-    <w:p>
-      <w:pPr>
-        <w:pStyle w:val="BodyText"/>
-      </w:pPr>
-      <w:r>
-        <w:t xml:space="preserve">알렉세이: 도윤아. 넌 내 친구야.</w:t>
-      </w:r>
-    </w:p>
-    <w:p>
-      <w:pPr>
-        <w:pStyle w:val="BodyText"/>
-      </w:pPr>
-      <w:r>
-        <w:t xml:space="preserve">도윤: 한 번 더 하니까 — 더 낫다. 숨소리 있고. 억양은 남았고. 없애지 마.</w:t>
-      </w:r>
-    </w:p>
-    <w:p>
-      <w:pPr>
-        <w:pStyle w:val="BodyText"/>
-      </w:pPr>
-      <w:r>
-        <w:t xml:space="preserve">알렉세이: 안 없앨게. 나인 줄 알게. 택시 탈까?</w:t>
+        <w:t xml:space="preserve">알렉세이: 가. 네 모스크바는 거래의 일부가 아니야. 우리 둘 사이, 천막 아래의 일이야.</w:t>
+      </w:r>
+    </w:p>
+    <w:p>
+      <w:pPr>
+        <w:pStyle w:val="BodyText"/>
+      </w:pPr>
+      <w:r>
+        <w:t xml:space="preserve">도윤: 좋아. 그럼 하나만 말할게. 다리로서가 아니라 「친구」로서, 네가 「형」이긴 해도.</w:t>
+      </w:r>
+    </w:p>
+    <w:p>
+      <w:pPr>
+        <w:pStyle w:val="BodyText"/>
+      </w:pPr>
+      <w:r>
+        <w:t xml:space="preserve">알렉세이: 말해, 서두르지 말고. 잘 듣고 있어.</w:t>
+      </w:r>
+    </w:p>
+    <w:p>
+      <w:pPr>
+        <w:pStyle w:val="BodyText"/>
+      </w:pPr>
+      <w:r>
+        <w:t xml:space="preserve">도윤: 넌 6월에 할머니 곁에서 나흘 밤을 새웠어. 9월엔 백 명, 볼코프, 보리스. 10월엔 이리나가 지쳤고, 넌 나한테 날아와. 넌 늘 다리처럼 남을 붙잡고 있어. 그럼 너는 누가 붙잡아 줘?</w:t>
+      </w:r>
+    </w:p>
+    <w:p>
+      <w:pPr>
+        <w:pStyle w:val="BodyText"/>
+      </w:pPr>
+      <w:r>
+        <w:t xml:space="preserve">알렉세이: 할머니도 병원에서 똑같이, 똑같은 말로 물으셨어.</w:t>
+      </w:r>
+    </w:p>
+    <w:p>
+      <w:pPr>
+        <w:pStyle w:val="BodyText"/>
+      </w:pPr>
+      <w:r>
+        <w:t xml:space="preserve">도윤: 그럼 맞는 질문이네. 두 사람이 물었으면 맞는 거야.</w:t>
+      </w:r>
+    </w:p>
+    <w:p>
+      <w:pPr>
+        <w:pStyle w:val="BodyText"/>
+      </w:pPr>
+      <w:r>
+        <w:t xml:space="preserve">알렉세이: 모르겠어. 아마 올가, 이리나, 그리고 너. 진지하게 생각해 본 적은 없지만.</w:t>
+      </w:r>
+    </w:p>
+    <w:p>
+      <w:pPr>
+        <w:pStyle w:val="BodyText"/>
+      </w:pPr>
+      <w:r>
+        <w:t xml:space="preserve">도윤: 올가는 서류를, 이리나는 돈을, 난 말을, 리타는 로트를 붙잡지. 그런데 너 자신은 아무도 안 붙잡아, 료샤, 절차 하나 없이. 그러니까 금요일엔 「모스트」만이 아니라 너 자신에 대해서도 정해야 해. 내가 지어낸 게 아니야, 네 벽에 쓰여 있잖아.</w:t>
+      </w:r>
+    </w:p>
+    <w:p>
+      <w:pPr>
+        <w:pStyle w:val="BodyText"/>
+      </w:pPr>
+      <w:r>
+        <w:t xml:space="preserve">알렉세이: 「Себе — тоже」. 판지 아래, 내 손으로 쓴 거지.</w:t>
+      </w:r>
+    </w:p>
+    <w:p>
+      <w:pPr>
+        <w:pStyle w:val="BodyText"/>
+      </w:pPr>
+      <w:r>
+        <w:t xml:space="preserve">도윤: 알아, 키릴이 보내 준 사진 봤어. 비뚤게 쓰여 있더라.</w:t>
+      </w:r>
+    </w:p>
+    <w:p>
+      <w:pPr>
+        <w:pStyle w:val="BodyText"/>
+      </w:pPr>
+      <w:r>
+        <w:t xml:space="preserve">알렉세이: 응, 비뚤지. 할머니가 그때 비뚤어서 좋다고 하셨어.</w:t>
+      </w:r>
+    </w:p>
+    <w:p>
+      <w:pPr>
+        <w:pStyle w:val="BodyText"/>
+      </w:pPr>
+      <w:r>
+        <w:t xml:space="preserve">도윤: 그럼 금요일에 대표님이 질문하시면 비뚤게 생각해: 대표로서가 아니라, 글씨가 비뚠 사람으로서.</w:t>
+      </w:r>
+    </w:p>
+    <w:p>
+      <w:pPr>
+        <w:pStyle w:val="BodyText"/>
+      </w:pPr>
+      <w:r>
+        <w:t xml:space="preserve">알렉세이: 도윤, 그거 지금 조언이야?</w:t>
+      </w:r>
+    </w:p>
+    <w:p>
+      <w:pPr>
+        <w:pStyle w:val="BodyText"/>
+      </w:pPr>
+      <w:r>
+        <w:t xml:space="preserve">도윤: 아니, 이야기야. 대표님한테 15년째 배우는 중이야.</w:t>
+      </w:r>
+    </w:p>
+    <w:p>
+      <w:pPr>
+        <w:pStyle w:val="BodyText"/>
+      </w:pPr>
+      <w:r>
+        <w:t xml:space="preserve">알렉세이: 도윤아. 넌 내 친구야. 외우려고 한 번 더.</w:t>
+      </w:r>
+    </w:p>
+    <w:p>
+      <w:pPr>
+        <w:pStyle w:val="BodyText"/>
+      </w:pPr>
+      <w:r>
+        <w:t xml:space="preserve">도윤: 두 번째가 더 낫다: 숨소리 있고, 억양은 남았고. 없애지 마.</w:t>
+      </w:r>
+    </w:p>
+    <w:p>
+      <w:pPr>
+        <w:pStyle w:val="BodyText"/>
+      </w:pPr>
+      <w:r>
+        <w:t xml:space="preserve">알렉세이: 안 없앨게, 나인 줄 다들 알게. 택시 탈까?</w:t>
       </w:r>
     </w:p>
     <w:bookmarkEnd w:id="36"/>
@@ -4928,23 +4928,23 @@
         <w:pStyle w:val="FirstParagraph"/>
       </w:pPr>
       <w:r>
-        <w:t xml:space="preserve">윤: 보론초프. 좋은 아침입니다. 132에 85. 어젯밤 도윤의 소주 덕에 나도 혈압이 올랐어요.</w:t>
-      </w:r>
-    </w:p>
-    <w:p>
-      <w:pPr>
-        <w:pStyle w:val="BodyText"/>
-      </w:pPr>
-      <w:r>
-        <w:t xml:space="preserve">알렉세이: 저도요, 윤 대표님. 실망시켜 드렸나요?</w:t>
-      </w:r>
-    </w:p>
-    <w:p>
-      <w:pPr>
-        <w:pStyle w:val="BodyText"/>
-      </w:pPr>
-      <w:r>
-        <w:t xml:space="preserve">윤: 아니요. 도윤이 8년 만에 처음으로 당신 앞에서 취했어요. 나 앞에서는 15년째 안 마셔요. 그러니까 나보다 당신을 더 믿는 거죠. 좋은 일이에요. 그래야 하고요. 오늘 두 시. 서울. 「세진」 사무실. 이사회. 질문은 준비됐어요.</w:t>
+        <w:t xml:space="preserve">윤: 보론초프, 좋은 아침입니다. 132에 85: 어젯밤 도윤의 소주 덕에 나도 혈압이 올랐어요.</w:t>
+      </w:r>
+    </w:p>
+    <w:p>
+      <w:pPr>
+        <w:pStyle w:val="BodyText"/>
+      </w:pPr>
+      <w:r>
+        <w:t xml:space="preserve">알렉세이: 저도요, 윤 대표님. 어제 저희가 실망시켜 드렸나요?</w:t>
+      </w:r>
+    </w:p>
+    <w:p>
+      <w:pPr>
+        <w:pStyle w:val="BodyText"/>
+      </w:pPr>
+      <w:r>
+        <w:t xml:space="preserve">윤: 아니요. 도윤이 8년 만에 처음으로 당신 앞에서 취했는데, 나 앞에서는 15년째 안 마셔요. 그러니까 나보다 당신을 더 믿는 거고, 좋은 일이에요, 그래야 하고요. 오늘 두 시, 서울, 「세진」 사무실에서 이사회. 질문은 준비됐어요.</w:t>
       </w:r>
     </w:p>
     <w:p>
@@ -4960,39 +4960,39 @@
         <w:pStyle w:val="BodyText"/>
       </w:pPr>
       <w:r>
-        <w:t xml:space="preserve">윤: 들어야 해요. 질문은 — 네 분께 하는 거예요. 당신 혼자가 아니라. 그게 중요해요.</w:t>
-      </w:r>
-    </w:p>
-    <w:p>
-      <w:pPr>
-        <w:pStyle w:val="BodyText"/>
-      </w:pPr>
-      <w:r>
-        <w:t xml:space="preserve">알렉세이: 네 명이요? 보리스 이고레비치까지?</w:t>
-      </w:r>
-    </w:p>
-    <w:p>
-      <w:pPr>
-        <w:pStyle w:val="BodyText"/>
-      </w:pPr>
-      <w:r>
-        <w:t xml:space="preserve">윤: 란스코이까지. 그분 20퍼센트. 그것도 질문의 일부예요. 이따 봬요.</w:t>
-      </w:r>
-    </w:p>
-    <w:p>
-      <w:pPr>
-        <w:pStyle w:val="BodyText"/>
-      </w:pPr>
-      <w:r>
-        <w:t xml:space="preserve">알렉세이: 올랴, 오늘 모스크바 시간 아침 8시에 — 영상이야. 너, 이라, 보리스 이고레비치. 윤 대표님이 질문하신대. 우리 넷에게.</w:t>
-      </w:r>
-    </w:p>
-    <w:p>
-      <w:pPr>
-        <w:pStyle w:val="BodyText"/>
-      </w:pPr>
-      <w:r>
-        <w:t xml:space="preserve">올가: 넷에게. 보리스까지. 그럼 지분 얘기네. 그럴 줄 알았어. 이라도 안 자, 그 생각을 했대.</w:t>
+        <w:t xml:space="preserve">윤: 들어야 해요. 질문은 당신 혼자가 아니라 네 분께 하는 거예요. 그게 중요해요.</w:t>
+      </w:r>
+    </w:p>
+    <w:p>
+      <w:pPr>
+        <w:pStyle w:val="BodyText"/>
+      </w:pPr>
+      <w:r>
+        <w:t xml:space="preserve">알렉세이: 네 명이요? 그러니까 보리스 이고레비치까지요?</w:t>
+      </w:r>
+    </w:p>
+    <w:p>
+      <w:pPr>
+        <w:pStyle w:val="BodyText"/>
+      </w:pPr>
+      <w:r>
+        <w:t xml:space="preserve">윤: 란스코이까지요, 그분 20퍼센트도 질문의 일부니까. 이따 봬요.</w:t>
+      </w:r>
+    </w:p>
+    <w:p>
+      <w:pPr>
+        <w:pStyle w:val="BodyText"/>
+      </w:pPr>
+      <w:r>
+        <w:t xml:space="preserve">알렉세이: 올랴, 오늘 모스크바 시간 아침 8시에 영상이야: 너, 이라, 보리스 이고레비치. 윤 대표님이 우리 넷에게 질문하신대.</w:t>
+      </w:r>
+    </w:p>
+    <w:p>
+      <w:pPr>
+        <w:pStyle w:val="BodyText"/>
+      </w:pPr>
+      <w:r>
+        <w:t xml:space="preserve">올가: 넷에게, 보리스까지. 그럼 지분 얘기네, 그럴 줄 알았어. 이라도 안 자, 같은 생각을 했대.</w:t>
       </w:r>
     </w:p>
     <w:p>
@@ -5008,7 +5008,7 @@
         <w:pStyle w:val="BodyText"/>
       </w:pPr>
       <w:r>
-        <w:t xml:space="preserve">올가: 몰라. 그런데 어떻게 답할지는 알아. 바로 말고. 넷이서. 그리고 서류로.</w:t>
+        <w:t xml:space="preserve">올가: 몰라. 그런데 어떻게 답할지는 알아: 바로 말고, 넷이서, 그리고 서류로.</w:t>
       </w:r>
     </w:p>
     <w:p>
@@ -5024,23 +5024,23 @@
         <w:pStyle w:val="BodyText"/>
       </w:pPr>
       <w:r>
-        <w:t xml:space="preserve">올가: 드디어. 8년. 끝까지 말할 생각 못 할 줄 알았어. 어떻게 말했어?</w:t>
-      </w:r>
-    </w:p>
-    <w:p>
-      <w:pPr>
-        <w:pStyle w:val="BodyText"/>
-      </w:pPr>
-      <w:r>
-        <w:t xml:space="preserve">알렉세이: 비뚤게. 툴라 억양으로.</w:t>
-      </w:r>
-    </w:p>
-    <w:p>
-      <w:pPr>
-        <w:pStyle w:val="BodyText"/>
-      </w:pPr>
-      <w:r>
-        <w:t xml:space="preserve">올가: 그래야지. 반듯했으면 — 거짓말이야. 가서 자. 여섯 시간 있잖아.</w:t>
+        <w:t xml:space="preserve">올가: 드디어, 8년 만에. 끝까지 말할 생각 못 할 줄 알았어. 그동안 그 애는 진짜 다리처럼 말없이 기다렸는데. 아버지 장례식에 보낼 때 그 애 얼굴에서 이미 봤어. 어떻게 말했어?</w:t>
+      </w:r>
+    </w:p>
+    <w:p>
+      <w:pPr>
+        <w:pStyle w:val="BodyText"/>
+      </w:pPr>
+      <w:r>
+        <w:t xml:space="preserve">알렉세이: 비뚤게, 툴라 억양으로, 하지만 진심으로. 웃지도 않더라.</w:t>
+      </w:r>
+    </w:p>
+    <w:p>
+      <w:pPr>
+        <w:pStyle w:val="BodyText"/>
+      </w:pPr>
+      <w:r>
+        <w:t xml:space="preserve">올가: 그래야지. 반듯했으면 — 거짓말이야. 가서 자, 아직 여섯 시간 있잖아.</w:t>
       </w:r>
     </w:p>
     <w:bookmarkEnd w:id="37"/>
